--- a/submission/manuscript_anonymized.docx
+++ b/submission/manuscript_anonymized.docx
@@ -25,7 +25,7 @@
         <w:pStyle w:val="FirstParagraph"/>
       </w:pPr>
       <w:r>
-        <w:t xml:space="preserve">FTSE Russell reclassified Vietnam from frontier to secondary emerging status in four public steps between October 2025 and September 2026. Such upgrades promise new foreign demand, but studies of aggregate indices or country-level flows do not show which stocks gain or when. Using daily data on 366 Ho Chi Minh City Stock Exchange stocks, we trace liquidity and prices at each step. Because FTSE chose the final constituents on mid-2026 data, we estimate effects for the 24 eventual constituents and, as an intention-to-treat design, for the 27 stocks FTSE had screened as eligible on data from before the announcement. Relative to never-named stocks, the Amihud illiquidity of the pre-announcement eligible group fell by 24%, 43% and 56% after the announcement, the confirmation and the constituent list; for the constituents the declines were 32%, 59% and 68%. Constituents earned cumulative abnormal returns of 3.9% to 7.8% in the announcement week and 2.7% to 4.5% around the confirmation, significant under four benchmarks and a test that allows for the common event dates; the constituent list and the first 10% index tranche produced no reliable price effect. Trading value surged at the rebalancing close for included stocks but not for stocks FTSE named and then excluded. The response came with FTSE’s disclosures, before index funds bought.</w:t>
+        <w:t xml:space="preserve">FTSE Russell reclassified Vietnam from frontier to secondary emerging status in four public steps between October 2025 and September 2026. Such upgrades promise new foreign demand, but studies of aggregate indices or country-level flows do not show which stocks gain or when. Using daily data on 366 Ho Chi Minh City Stock Exchange stocks, we trace liquidity and prices at each step. Because FTSE chose the final constituents on mid-2026 data, we estimate effects for the 24 eventual constituents and, as an intention-to-treat design, for the 27 stocks FTSE had screened as eligible on data from before the announcement. Relative to never-named stocks, the Amihud illiquidity of the pre-announcement eligible group fell by 24%, 43% and 56% after the announcement, the confirmation and the constituent list; for the constituents the declines were 32%, 59% and 68%. Constituents earned cumulative abnormal returns of 3.9% to 7.8% in the announcement week and 2.7% to 4.5% around the confirmation, significant under four benchmarks and a test that allows for the common event dates; the constituent list and the first 10% index tranche produced no reliable price effect. Trading value surged at the rebalancing close for included stocks but not for stocks FTSE named and then excluded. The liquidity and price responses came with FTSE’s disclosures, before index funds had to buy.</w:t>
       </w:r>
     </w:p>
     <w:p>
@@ -73,7 +73,7 @@
         <w:pStyle w:val="FirstParagraph"/>
       </w:pPr>
       <w:r>
-        <w:t xml:space="preserve">The liquidity of likely index stocks improved at each step of Vietnam’s market upgrade, before index funds had to buy. Relative to never-named stocks on the Ho Chi Minh City Stock Exchange (HOSE), the Amihud (2002) illiquidity of the 27 stocks FTSE Russell had screened as eligible on 2024 data fell by 43% after the April 2026 confirmation and by 56% after the August 2026 constituent list, and that of the final constituents by 59% and 68%. At the first index tranche, prices showed no reliable change, while trading value surged at the rebalancing close for included stocks only.</w:t>
+        <w:t xml:space="preserve">The liquidity of likely index stocks improved from the announcement of Vietnam’s market upgrade onward, before index funds had to buy. Relative to never-named stocks on the Ho Chi Minh City Stock Exchange (HOSE), the Amihud (2002) illiquidity of the 27 stocks FTSE Russell had screened as eligible on 2024 data fell by 43% after the April 2026 confirmation and by 56% after the August 2026 constituent list. For the final constituents, the declines were 59% and 68%. At the first index tranche, prices showed no reliable change, while trading value surged at the rebalancing close for included stocks only.</w:t>
       </w:r>
     </w:p>
     <w:p>
@@ -89,7 +89,7 @@
         <w:pStyle w:val="BodyText"/>
       </w:pPr>
       <w:r>
-        <w:t xml:space="preserve">Existing evidence says little about this for frontier markets. Additions to the S&amp;P 500 raise trading activity and narrow spreads persistently (Hegde &amp; McDermott, 2003). In frontier markets, index additions raise prices persistently, and the evidence points to institutional demand rather than trading pressure or liquidity changes as the cause (Biktimirov &amp; Afego, 2026). Studies of market reclassification mostly use aggregate indices or country-level flows (e.g., Burnham et al., 2018; Raddatz et al., 2017), which, being aggregated across stocks, cannot separate the stocks an upgrade targets from market-wide trends. An earlier study of the same market by the present authors (anonymized for review) found no structural breaks in index-level liquidity at FTSE watch-list reviews but could not identify which stocks gained.</w:t>
+        <w:t xml:space="preserve">Existing evidence says little about this for frontier markets. Additions to the S&amp;P 500 raise trading activity and narrow spreads persistently (Hegde &amp; McDermott, 2003). In frontier markets, index additions raise prices persistently, and Biktimirov and Afego (2026) attribute the gains to institutional demand. Studies of market reclassification mostly use aggregate indices or country-level flows (e.g., Burnham et al., 2018; Raddatz et al., 2017), which pool all stocks and so cannot separate the stocks an upgrade targets from market-wide trends. An earlier study of the same market by the present authors (anonymized for review) found no structural breaks in index-level liquidity at FTSE watch-list reviews but could not identify which stocks gained.</w:t>
       </w:r>
     </w:p>
     <w:p>
@@ -97,7 +97,7 @@
         <w:pStyle w:val="BodyText"/>
       </w:pPr>
       <w:r>
-        <w:t xml:space="preserve">Vietnam’s reclassification offers a cleaner test. FTSE disclosed it in four dated steps, each resolving a different uncertainty: the announcement (7 October 2025), the confirmation (7 April 2026), the constituent list (21 August 2026) and the effective date (21 September 2026). Hundreds of HOSE stocks outside the index form a comparison group. Finally, FTSE published a preliminary list of eligible stocks screened on data as of 31 December 2024, before the announcement, which supports intention-to-treat (ITT) estimates that do not depend on its later choice. That choice used liquidity data up to June 2026 (FTSE Russell, n.d.), in the middle of our sample, so comparing final constituents with other stocks could mistake selection for an upgrade effect; we also drop from the comparison group every stock FTSE named as eligible but did not include.</w:t>
+        <w:t xml:space="preserve">Vietnam’s reclassification offers a cleaner test. FTSE disclosed it in four dated steps, each resolving a different uncertainty: the announcement (7 October 2025), the confirmation (7 April 2026), the constituent list (21 August 2026) and the effective date (21 September 2026). Hundreds of HOSE stocks outside the index form a comparison group. FTSE also published a preliminary list of eligible stocks screened on data as of 31 December 2024, before the announcement, which supports intention-to-treat (ITT) estimates that do not depend on its later choice. That choice used liquidity data up to June 2026 (FTSE Russell, n.d.), in the middle of our sample, so comparing final constituents with other stocks could mistake selection for an upgrade effect. We therefore drop from the comparison group every stock FTSE named as eligible but did not include.</w:t>
       </w:r>
     </w:p>
     <w:p>
@@ -105,7 +105,7 @@
         <w:pStyle w:val="BodyText"/>
       </w:pPr>
       <w:r>
-        <w:t xml:space="preserve">We estimate difference-in-differences and event-study regressions on 35,752 stock-weeks and on daily returns from October 2024 to September 2026. The main liquidity measure is the Amihud ratio on traded value in Vietnamese dong (VND); we also report trading value, the Corwin and Schultz (2012) high-low spread (CS spread), volatility and cumulative abnormal returns (CARs). CARs are tested at the portfolio level for the common event dates (Brown &amp; Warner, 1985) and called reliable only if significant at 5% under all four benchmarks.</w:t>
+        <w:t xml:space="preserve">We estimate difference-in-differences and event-study regressions on 35,752 stock-weeks and on daily returns from October 2024 to September 2026. The main liquidity measure is the Amihud ratio on traded value in Vietnamese dong (VND); we also report trading value, the Corwin and Schultz (2012) high-low spread (CS spread), volatility and cumulative abnormal returns (CARs). We test CARs at the portfolio level to account for the common event dates (Brown &amp; Warner, 1985) and call them reliable only if significant at 5% under all four benchmarks.</w:t>
       </w:r>
     </w:p>
     <w:p>
@@ -113,7 +113,7 @@
         <w:pStyle w:val="BodyText"/>
       </w:pPr>
       <w:r>
-        <w:t xml:space="preserve">We make one contribution: we decompose the stock-level liquidity and price effects of a frontier-to-emerging reclassification by disclosure stage, with a treatment group also fixed before the upgrade. In a search bounded to Crossref records and the literature cited here, we found no earlier stock-level estimate of this effect with a comparison group and a pre-determined treatment list, and unlike Biktimirov and Afego (2026) we follow liquidity stage by stage within one market. Four findings support the decomposition. First, ITT illiquidity fell by 0.27, 0.55 and 0.81 log points across the three windows, about two thirds of the constituent declines, with a discrete step at the confirmation but not at the list (Tables 2 and 3). Second, prices rose reliably in the announcement week and at the confirmation, and the confirmation gain persisted under three of four benchmarks (Table 4). Third, trading value surged by 0.79 log points at the rebalancing close, rising with FTSE size segment, with no surge for named-but-excluded stocks (Tables 5 and 6). Fourth, FTSE’s eligibility lists partly followed rising liquidity (Table 9), which limits causal readings of the constituent estimates.</w:t>
+        <w:t xml:space="preserve">We make one contribution: we decompose the stock-level liquidity and price effects of a frontier-to-emerging reclassification by disclosure stage, with a treatment group also fixed before the upgrade. In a search bounded to Crossref records and the literature cited here, we found no earlier stock-level estimate of this effect with a comparison group and a pre-determined treatment list, and unlike Biktimirov and Afego (2026) we follow liquidity stage by stage within one market. Four findings support the decomposition. First, the illiquidity of the ITT group fell by 0.27, 0.55 and 0.81 log points across the three windows, about two thirds of the constituent declines; for constituents, the confirmation brought a discrete step beyond a gradual post-announcement drift, and the constituent list did not (Section 4.1). Second, prices rose reliably in the announcement week and at the confirmation, and the confirmation gain persisted under three of four benchmarks (Section 4.2). Third, trading value surged by 0.79 log points at the rebalancing close, rising with FTSE size segment, with no surge for named-but-excluded stocks (Sections 4.3 and 4.4). Fourth, FTSE’s eligibility lists partly followed rising liquidity (Section 5.2), which limits causal readings of the constituent estimates.</w:t>
       </w:r>
     </w:p>
     <w:p>
@@ -121,7 +121,7 @@
         <w:pStyle w:val="BodyText"/>
       </w:pPr>
       <w:r>
-        <w:t xml:space="preserve">The remainder of the paper is organized as follows. Section 2 describes the setting, reviews the literature and states the hypotheses. Section 3 presents the data and design, Section 4 the results, and Section 5 the robustness checks and the selection evidence. Section 6 concludes.</w:t>
+        <w:t xml:space="preserve">The remainder of the paper is organized as follows. Section 2 describes the setting, reviews the literature and states the hypotheses. Section 3 presents the data and design, Section 4 the results and Section 5 the robustness checks and the selection evidence. Section 6 concludes.</w:t>
       </w:r>
     </w:p>
     <w:bookmarkEnd w:id="21"/>
@@ -156,7 +156,7 @@
         <w:pStyle w:val="BodyText"/>
       </w:pPr>
       <w:r>
-        <w:t xml:space="preserve">Between these dates the financial press reported FTSE’s lists of eligible stocks. A preliminary list of 28 names appeared in November 2025 (Viet Nam News, 2025); it was screened on data as of 31 December 2024 (The Investor, 2026a). A list of 32 names, screened on data as of 31 December 2025, followed in April 2026, dropping Petrolimex (PLX) and adding BID, FPT, NVL, GEE and BSR (The Investor, 2026b). On 21 August 2026 FTSE published 27 constituents, effective after the close of 18 September 2026 (FTSE Russell, 2026; VIR, 2026) and screened on liquidity data up to the last business day of June (FTSE Russell, n.d.). FTSE’s liquidity, size and foreign-headroom screens use the investability weight of each security, which reflects free float and foreign-ownership limits, and each tranche applies a fraction of that weight (FTSE Russell, 2026): a security with a 49% investability weight enters at 4.9% after the first tranche and at 49% after the last, so index weight and passive demand rise with free-float market capitalization. Appendix Table A.2 lists the stocks.</w:t>
+        <w:t xml:space="preserve">Between these dates the financial press reported FTSE’s lists of eligible stocks. A preliminary list of 28 names appeared in November 2025 (Viet Nam News, 2025); it was screened on data as of 31 December 2024 (The Investor, 2026a). A list of 32 names, screened on data as of 31 December 2025, followed in April 2026, dropping Petrolimex (PLX) and adding BID, FPT, NVL, GEE and BSR (The Investor, 2026b). On 21 August 2026 FTSE published 27 constituents, effective after the close of 18 September 2026 (FTSE Russell, 2026; VIR, 2026) and screened on liquidity data up to the last business day of June (FTSE Russell, n.d.). FTSE applies liquidity, minimum-size and foreign-headroom screens, and in the liquidity test it uses the investability weight of each security, which reflects its free float and foreign-ownership limits (FTSE Russell, 2026). The same weight scales the index weight of a security, and each tranche applies a fraction of it. A security with a 49% investability weight thus enters at 4.9% after the first tranche (10% of 49%) and at 49% after the last, so index weight and passive demand rise with free-float market capitalization. Appendix Table A.1 lists the stocks.</w:t>
       </w:r>
     </w:p>
     <w:bookmarkEnd w:id="22"/>
@@ -174,7 +174,7 @@
         <w:pStyle w:val="FirstParagraph"/>
       </w:pPr>
       <w:r>
-        <w:t xml:space="preserve">Two channels link index membership to liquidity and prices. Under the price-pressure channel, additions lead index funds to buy, which produces temporary volume and price effects that reverse afterwards (Harris &amp; Gurel, 1986). Under the demand and recognition channel, the investor base changes lastingly: Shleifer (1986) interprets excess returns that persist for at least ten days after inclusion as evidence that demand curves for stocks slope down, Chen et al. (2004) find asymmetric effects of additions and deletions that fit a gain in investor awareness, and Hegde and McDermott (2003) show that S&amp;P 500 additions narrow spreads and raise trading activity persistently, mainly through lower direct trading costs.</w:t>
+        <w:t xml:space="preserve">Two channels link index membership to liquidity and prices. Under the price-pressure channel, additions lead index funds to buy, which produces temporary volume and price effects that reverse afterwards (Harris &amp; Gurel, 1986). Under the demand and recognition channel, the investor base changes lastingly. Shleifer (1986) interprets excess returns that persist for at least ten days after inclusion as evidence that demand curves for stocks slope down. Chen et al. (2004) find asymmetric effects of additions and deletions that fit a gain in investor awareness, and Hegde and McDermott (2003) attribute the persistent liquidity gains of S&amp;P 500 additions mainly to lower direct trading costs.</w:t>
       </w:r>
     </w:p>
     <w:p>
@@ -200,7 +200,7 @@
         <w:pStyle w:val="FirstParagraph"/>
       </w:pPr>
       <w:r>
-        <w:t xml:space="preserve">Reclassification moves a whole market between benchmark families. Because mutual funds allocate across countries with reference to benchmark weights, a change in classification changes capital flows (Raddatz et al., 2017) and can move currency values (Hau et al., 2010). Burnham et al. (2018) show that, when MSCI moves a country to a different index family, its stock prices move sharply toward the new benchmark before implementation and give back most of that move in the following year. After MSCI included China A-shares in its Emerging Markets Index, the included stocks earned abnormal returns around the announcement, and market quality changed over the longer run through liquidity, turnover and price synchronization (Dong et al., 2023). Frontier-market evidence is thinner. Biktimirov and Afego (2026) study changes to the FTSE Frontier 50 Index from 2008 to 2025; they find persistent price gains for additions and separate return and trading-volume responses when a country changes class, and they trace the gains to institutional demand rather than to trading pressure or liquidity.</w:t>
+        <w:t xml:space="preserve">Reclassification moves a whole market between benchmark families. Because mutual funds allocate across countries with reference to benchmark weights, a change in classification changes capital flows (Raddatz et al., 2017) and can move currency values (Hau et al., 2010). Burnham et al. (2018) show that, when MSCI moves a country to a different index family, its stock prices move sharply in the direction implied by the new benchmark before implementation and give back most of that move in the following year. After MSCI included China A-shares in its Emerging Markets Index, the included stocks earned abnormal returns around the announcement, and market quality changed over the longer run through liquidity, turnover and price synchronization (Dong et al., 2023); beyond that study, we did not locate a stock-level study of liquidity around the China A-share inclusion. Frontier-market evidence is thinner. Biktimirov and Afego (2026) study changes to the FTSE Frontier 50 Index from 2008 to 2025; they find persistent price gains for additions and distinct return and trading-volume responses when a country changes class, and they trace the gains to institutional demand rather than to trading pressure or liquidity.</w:t>
       </w:r>
     </w:p>
     <w:p>
@@ -208,7 +208,7 @@
         <w:pStyle w:val="BodyText"/>
       </w:pPr>
       <w:r>
-        <w:t xml:space="preserve">Liquidity carries particular weight in these markets. Local market liquidity predicts returns in emerging markets, where segmentation from global capital is only partial (Bekaert et al., 2007), and Stereńczak et al. (2020) ask whether frontier-market investors demand compensation for illiquidity, so a liquidity gain for some stocks could shift their cost of capital; we do not measure that shift. Where domestic retail investors dominate turnover, benchmark-tracking foreign money changes the investor base more than an S&amp;P 500 addition does. Vietnamese evidence from before the upgrade concerns market-wide shocks such as the COVID-19 outbreak (Nguyen et al., 2021), not classification events.</w:t>
+        <w:t xml:space="preserve">Liquidity carries particular weight in these markets. Local market liquidity predicts returns in emerging markets, where segmentation from global capital is only partial (Bekaert et al., 2007). Stereńczak et al. (2020) ask whether frontier-market investors demand compensation for illiquidity. A liquidity gain for some stocks could therefore shift their cost of capital, although we do not measure that shift. Vietnamese evidence from before the upgrade concerns market-wide shocks such as the COVID-19 outbreak (Nguyen et al., 2021), not classification events.</w:t>
       </w:r>
     </w:p>
     <w:bookmarkEnd w:id="24"/>
@@ -294,7 +294,7 @@
         <w:pStyle w:val="BodyText"/>
       </w:pPr>
       <w:r>
-        <w:t xml:space="preserve">We sort the stocks into three groups (Appendix Table A.2). Constituents are the 24 of the final 27 with a full pre-period (TCX, VPL and VCK listed after October 2025). Named-but-excluded stocks are the 14 HOSE stocks on the November 2025 or April 2026 eligible list that FTSE did not include; a fifteenth, Tasco (HUT), trades on the Hanoi exchange. The remaining 328 never-named stocks form the comparison group. The ITT group consists of the 27 HOSE stocks on the preliminary list, 15 of which became constituents. BSR traded on the Unlisted Public Company Market (UPCoM) until 6 January 2025 and on HOSE from 17 January 2025 (VietnamPlus, 2024), so its pre-period spans two venues; Section 5.2 reports results without it.</w:t>
+        <w:t xml:space="preserve">We sort the stocks into three groups (Appendix Table A.1). Constituents are the 24 of the final 27 with a full pre-period (TCX, VPL and VCK listed after October 2025). Named-but-excluded stocks are the 14 HOSE stocks on the November 2025 or April 2026 eligible list that FTSE did not include; a fifteenth, Tasco (HUT), trades on the Hanoi exchange. The remaining 328 never-named stocks form the comparison group. The ITT group consists of the 27 HOSE stocks on the preliminary list, 15 of which became constituents. BSR traded on the Unlisted Public Company Market (UPCoM) until 6 January 2025 and on HOSE from 17 January 2025 (VietnamPlus, 2024), so its pre-period spans two venues; Section 5.2 reports results without it.</w:t>
       </w:r>
     </w:p>
     <w:p>
@@ -314,7 +314,7 @@
           <w:bCs/>
           <w:b/>
         </w:rPr>
-        <w:t xml:space="preserve">Table 1. Pre-announcement characteristics by group (October 2024 to 6 October 2025)</w:t>
+        <w:t xml:space="preserve">Table 1. Pre-announcement characteristics by group, October 2024 to 6 October 2025</w:t>
       </w:r>
     </w:p>
     <w:tbl>
@@ -693,7 +693,7 @@
         <w:t xml:space="preserve">Notes</w:t>
       </w:r>
       <w:r>
-        <w:t xml:space="preserve">: Weekly means; Amihud as in Eq. (1) with traded value in VND billion. Source: Authors’ calculations from daily HOSE trading data (VCI, via vnstock).</w:t>
+        <w:t xml:space="preserve">: Weekly means, with Amihud from Eq. (1) and the Corwin–Schultz (CS) spread from Eqs. (2)–(3). Source: Authors’ calculations.</w:t>
       </w:r>
     </w:p>
     <w:bookmarkEnd w:id="27"/>
@@ -1021,10 +1021,10 @@
           <m:jc m:val="center"/>
         </m:oMathParaPr>
         <m:oMath>
-          <m:sSubSup>
+          <m:sSub>
             <m:e>
               <m:r>
-                <m:t>β</m:t>
+                <m:t>ϕ</m:t>
               </m:r>
             </m:e>
             <m:sub>
@@ -1035,21 +1035,7 @@
                 <m:t>t</m:t>
               </m:r>
             </m:sub>
-            <m:sup>
-              <m:r>
-                <m:rPr>
-                  <m:sty m:val="p"/>
-                </m:rPr>
-                <m:t>c</m:t>
-              </m:r>
-              <m:r>
-                <m:rPr>
-                  <m:sty m:val="p"/>
-                </m:rPr>
-                <m:t>s</m:t>
-              </m:r>
-            </m:sup>
-          </m:sSubSup>
+          </m:sSub>
           <m:r>
             <m:rPr>
               <m:sty m:val="p"/>
@@ -1229,10 +1215,10 @@
           <m:r>
             <m:t>  </m:t>
           </m:r>
-          <m:sSubSup>
+          <m:sSub>
             <m:e>
               <m:r>
-                <m:t>γ</m:t>
+                <m:t>ψ</m:t>
               </m:r>
             </m:e>
             <m:sub>
@@ -1243,21 +1229,7 @@
                 <m:t>t</m:t>
               </m:r>
             </m:sub>
-            <m:sup>
-              <m:r>
-                <m:rPr>
-                  <m:sty m:val="p"/>
-                </m:rPr>
-                <m:t>c</m:t>
-              </m:r>
-              <m:r>
-                <m:rPr>
-                  <m:sty m:val="p"/>
-                </m:rPr>
-                <m:t>s</m:t>
-              </m:r>
-            </m:sup>
-          </m:sSubSup>
+          </m:sSub>
           <m:r>
             <m:rPr>
               <m:sty m:val="p"/>
@@ -1466,10 +1438,10 @@
           <m:jc m:val="center"/>
         </m:oMathParaPr>
         <m:oMath>
-          <m:sSubSup>
+          <m:sSub>
             <m:e>
               <m:r>
-                <m:t>α</m:t>
+                <m:t>η</m:t>
               </m:r>
             </m:e>
             <m:sub>
@@ -1480,21 +1452,7 @@
                 <m:t>t</m:t>
               </m:r>
             </m:sub>
-            <m:sup>
-              <m:r>
-                <m:rPr>
-                  <m:sty m:val="p"/>
-                </m:rPr>
-                <m:t>c</m:t>
-              </m:r>
-              <m:r>
-                <m:rPr>
-                  <m:sty m:val="p"/>
-                </m:rPr>
-                <m:t>s</m:t>
-              </m:r>
-            </m:sup>
-          </m:sSubSup>
+          </m:sSub>
           <m:r>
             <m:rPr>
               <m:sty m:val="p"/>
@@ -1515,10 +1473,10 @@
                   <m:r>
                     <m:t>2</m:t>
                   </m:r>
-                  <m:sSubSup>
+                  <m:sSub>
                     <m:e>
                       <m:r>
-                        <m:t>β</m:t>
+                        <m:t>ϕ</m:t>
                       </m:r>
                     </m:e>
                     <m:sub>
@@ -1529,21 +1487,7 @@
                         <m:t>t</m:t>
                       </m:r>
                     </m:sub>
-                    <m:sup>
-                      <m:r>
-                        <m:rPr>
-                          <m:sty m:val="p"/>
-                        </m:rPr>
-                        <m:t>c</m:t>
-                      </m:r>
-                      <m:r>
-                        <m:rPr>
-                          <m:sty m:val="p"/>
-                        </m:rPr>
-                        <m:t>s</m:t>
-                      </m:r>
-                    </m:sup>
-                  </m:sSubSup>
+                  </m:sSub>
                 </m:e>
               </m:rad>
               <m:r>
@@ -1558,10 +1502,10 @@
                 </m:radPr>
                 <m:deg/>
                 <m:e>
-                  <m:sSubSup>
+                  <m:sSub>
                     <m:e>
                       <m:r>
-                        <m:t>β</m:t>
+                        <m:t>ϕ</m:t>
                       </m:r>
                     </m:e>
                     <m:sub>
@@ -1572,21 +1516,7 @@
                         <m:t>t</m:t>
                       </m:r>
                     </m:sub>
-                    <m:sup>
-                      <m:r>
-                        <m:rPr>
-                          <m:sty m:val="p"/>
-                        </m:rPr>
-                        <m:t>c</m:t>
-                      </m:r>
-                      <m:r>
-                        <m:rPr>
-                          <m:sty m:val="p"/>
-                        </m:rPr>
-                        <m:t>s</m:t>
-                      </m:r>
-                    </m:sup>
-                  </m:sSubSup>
+                  </m:sSub>
                 </m:e>
               </m:rad>
             </m:num>
@@ -1633,10 +1563,10 @@
                   <m:type m:val="bar"/>
                 </m:fPr>
                 <m:num>
-                  <m:sSubSup>
+                  <m:sSub>
                     <m:e>
                       <m:r>
-                        <m:t>γ</m:t>
+                        <m:t>ψ</m:t>
                       </m:r>
                     </m:e>
                     <m:sub>
@@ -1647,21 +1577,7 @@
                         <m:t>t</m:t>
                       </m:r>
                     </m:sub>
-                    <m:sup>
-                      <m:r>
-                        <m:rPr>
-                          <m:sty m:val="p"/>
-                        </m:rPr>
-                        <m:t>c</m:t>
-                      </m:r>
-                      <m:r>
-                        <m:rPr>
-                          <m:sty m:val="p"/>
-                        </m:rPr>
-                        <m:t>s</m:t>
-                      </m:r>
-                    </m:sup>
-                  </m:sSubSup>
+                  </m:sSub>
                 </m:num>
                 <m:den>
                   <m:r>
@@ -1770,10 +1686,10 @@
                           </m:r>
                         </m:e>
                         <m:sup>
-                          <m:sSubSup>
+                          <m:sSub>
                             <m:e>
                               <m:r>
-                                <m:t>α</m:t>
+                                <m:t>η</m:t>
                               </m:r>
                             </m:e>
                             <m:sub>
@@ -1784,21 +1700,7 @@
                                 <m:t>t</m:t>
                               </m:r>
                             </m:sub>
-                            <m:sup>
-                              <m:r>
-                                <m:rPr>
-                                  <m:sty m:val="p"/>
-                                </m:rPr>
-                                <m:t>c</m:t>
-                              </m:r>
-                              <m:r>
-                                <m:rPr>
-                                  <m:sty m:val="p"/>
-                                </m:rPr>
-                                <m:t>s</m:t>
-                              </m:r>
-                            </m:sup>
-                          </m:sSubSup>
+                          </m:sSub>
                         </m:sup>
                       </m:sSup>
                       <m:r>
@@ -1830,613 +1732,10 @@
                       </m:r>
                     </m:e>
                     <m:sup>
-                      <m:sSubSup>
-                        <m:e>
-                          <m:r>
-                            <m:t>α</m:t>
-                          </m:r>
-                        </m:e>
-                        <m:sub>
-                          <m:r>
-                            <m:t>i</m:t>
-                          </m:r>
-                          <m:r>
-                            <m:t>t</m:t>
-                          </m:r>
-                        </m:sub>
-                        <m:sup>
-                          <m:r>
-                            <m:rPr>
-                              <m:sty m:val="p"/>
-                            </m:rPr>
-                            <m:t>c</m:t>
-                          </m:r>
-                          <m:r>
-                            <m:rPr>
-                              <m:sty m:val="p"/>
-                            </m:rPr>
-                            <m:t>s</m:t>
-                          </m:r>
-                        </m:sup>
-                      </m:sSubSup>
-                    </m:sup>
-                  </m:sSup>
-                </m:den>
-              </m:f>
-            </m:e>
-          </m:d>
-          <m:r>
-            <m:rPr>
-              <m:sty m:val="p"/>
-            </m:rPr>
-            <m:t>.</m:t>
-          </m:r>
-          <m:r>
-            <m:t>  </m:t>
-          </m:r>
-          <m:d>
-            <m:dPr>
-              <m:begChr m:val="("/>
-              <m:endChr m:val=")"/>
-              <m:sepChr m:val=""/>
-              <m:grow/>
-            </m:dPr>
-            <m:e>
-              <m:r>
-                <m:t>3</m:t>
-              </m:r>
-            </m:e>
-          </m:d>
-        </m:oMath>
-      </m:oMathPara>
-    </w:p>
-    <w:p>
-      <w:pPr>
-        <w:pStyle w:val="FirstParagraph"/>
-      </w:pPr>
-      <w:r>
-        <w:t xml:space="preserve">We winsorize</w:t>
-      </w:r>
-      <w:r>
-        <w:t xml:space="preserve"> </w:t>
-      </w:r>
-      <m:oMath>
-        <m:sSub>
-          <m:e>
-            <m:r>
-              <m:rPr>
-                <m:sty m:val="p"/>
-              </m:rPr>
-              <m:t>I</m:t>
-            </m:r>
-            <m:r>
-              <m:rPr>
-                <m:sty m:val="p"/>
-              </m:rPr>
-              <m:t>L</m:t>
-            </m:r>
-            <m:r>
-              <m:rPr>
-                <m:sty m:val="p"/>
-              </m:rPr>
-              <m:t>L</m:t>
-            </m:r>
-            <m:r>
-              <m:rPr>
-                <m:sty m:val="p"/>
-              </m:rPr>
-              <m:t>I</m:t>
-            </m:r>
-            <m:r>
-              <m:rPr>
-                <m:sty m:val="p"/>
-              </m:rPr>
-              <m:t>Q</m:t>
-            </m:r>
-          </m:e>
-          <m:sub>
-            <m:r>
-              <m:t>i</m:t>
-            </m:r>
-            <m:r>
-              <m:t>t</m:t>
-            </m:r>
-          </m:sub>
-        </m:sSub>
-      </m:oMath>
-      <w:r>
-        <w:t xml:space="preserve"> </w:t>
-      </w:r>
-      <w:r>
-        <w:t xml:space="preserve">and</w:t>
-      </w:r>
-      <w:r>
-        <w:t xml:space="preserve"> </w:t>
-      </w:r>
-      <m:oMath>
-        <m:sSub>
-          <m:e>
-            <m:r>
-              <m:t>S</m:t>
-            </m:r>
-          </m:e>
-          <m:sub>
-            <m:r>
-              <m:t>i</m:t>
-            </m:r>
-            <m:r>
-              <m:t>t</m:t>
-            </m:r>
-          </m:sub>
-        </m:sSub>
-      </m:oMath>
-      <w:r>
-        <w:t xml:space="preserve"> </w:t>
-      </w:r>
-      <w:r>
-        <w:t xml:space="preserve">at the 1st and 99th percentiles of each day and keep stock-weeks with at least three trading days and a positive Amihud ratio. For stock</w:t>
-      </w:r>
-      <w:r>
-        <w:t xml:space="preserve"> </w:t>
-      </w:r>
-      <m:oMath>
-        <m:r>
-          <m:t>i</m:t>
-        </m:r>
-      </m:oMath>
-      <w:r>
-        <w:t xml:space="preserve"> </w:t>
-      </w:r>
-      <w:r>
-        <w:t xml:space="preserve">in week</w:t>
-      </w:r>
-      <w:r>
-        <w:t xml:space="preserve"> </w:t>
-      </w:r>
-      <m:oMath>
-        <m:r>
-          <m:t>w</m:t>
-        </m:r>
-      </m:oMath>
-      <w:r>
-        <w:t xml:space="preserve"> </w:t>
-      </w:r>
-      <w:r>
-        <w:t xml:space="preserve">with</w:t>
-      </w:r>
-      <w:r>
-        <w:t xml:space="preserve"> </w:t>
-      </w:r>
-      <m:oMath>
-        <m:sSub>
-          <m:e>
-            <m:r>
-              <m:t>N</m:t>
-            </m:r>
-          </m:e>
-          <m:sub>
-            <m:r>
-              <m:t>i</m:t>
-            </m:r>
-            <m:r>
-              <m:t>w</m:t>
-            </m:r>
-          </m:sub>
-        </m:sSub>
-      </m:oMath>
-      <w:r>
-        <w:t xml:space="preserve"> </w:t>
-      </w:r>
-      <w:r>
-        <w:t xml:space="preserve">trading days,</w:t>
-      </w:r>
-    </w:p>
-    <w:p>
-      <w:pPr>
-        <w:pStyle w:val="BodyText"/>
-      </w:pPr>
-      <m:oMathPara>
-        <m:oMathParaPr>
-          <m:jc m:val="center"/>
-        </m:oMathParaPr>
-        <m:oMath>
-          <m:sSub>
-            <m:e>
-              <m:r>
-                <m:rPr>
-                  <m:sty m:val="p"/>
-                </m:rPr>
-                <m:t>A</m:t>
-              </m:r>
-              <m:r>
-                <m:rPr>
-                  <m:sty m:val="p"/>
-                </m:rPr>
-                <m:t>m</m:t>
-              </m:r>
-              <m:r>
-                <m:rPr>
-                  <m:sty m:val="p"/>
-                </m:rPr>
-                <m:t>i</m:t>
-              </m:r>
-              <m:r>
-                <m:rPr>
-                  <m:sty m:val="p"/>
-                </m:rPr>
-                <m:t>h</m:t>
-              </m:r>
-              <m:r>
-                <m:rPr>
-                  <m:sty m:val="p"/>
-                </m:rPr>
-                <m:t>u</m:t>
-              </m:r>
-              <m:r>
-                <m:rPr>
-                  <m:sty m:val="p"/>
-                </m:rPr>
-                <m:t>d</m:t>
-              </m:r>
-            </m:e>
-            <m:sub>
-              <m:r>
-                <m:t>i</m:t>
-              </m:r>
-              <m:r>
-                <m:t>w</m:t>
-              </m:r>
-            </m:sub>
-          </m:sSub>
-          <m:r>
-            <m:rPr>
-              <m:sty m:val="p"/>
-            </m:rPr>
-            <m:t>=</m:t>
-          </m:r>
-          <m:r>
-            <m:rPr>
-              <m:sty m:val="p"/>
-            </m:rPr>
-            <m:t>ln</m:t>
-          </m:r>
-          <m:d>
-            <m:dPr>
-              <m:begChr m:val="("/>
-              <m:endChr m:val=")"/>
-              <m:sepChr m:val=""/>
-              <m:grow/>
-            </m:dPr>
-            <m:e>
-              <m:f>
-                <m:fPr>
-                  <m:type m:val="bar"/>
-                </m:fPr>
-                <m:num>
-                  <m:r>
-                    <m:t>1</m:t>
-                  </m:r>
-                </m:num>
-                <m:den>
-                  <m:sSub>
-                    <m:e>
-                      <m:r>
-                        <m:t>N</m:t>
-                      </m:r>
-                    </m:e>
-                    <m:sub>
-                      <m:r>
-                        <m:t>i</m:t>
-                      </m:r>
-                      <m:r>
-                        <m:t>w</m:t>
-                      </m:r>
-                    </m:sub>
-                  </m:sSub>
-                </m:den>
-              </m:f>
-              <m:nary>
-                <m:naryPr>
-                  <m:chr m:val="∑"/>
-                  <m:limLoc m:val="undOvr"/>
-                  <m:subHide m:val="off"/>
-                  <m:supHide m:val="on"/>
-                </m:naryPr>
-                <m:sub>
-                  <m:r>
-                    <m:t>t</m:t>
-                  </m:r>
-                  <m:r>
-                    <m:rPr>
-                      <m:sty m:val="p"/>
-                    </m:rPr>
-                    <m:t>∈</m:t>
-                  </m:r>
-                  <m:r>
-                    <m:t>w</m:t>
-                  </m:r>
-                </m:sub>
-                <m:sup>
-                  <m:r>
-                    <m:t>​</m:t>
-                  </m:r>
-                </m:sup>
-                <m:e>
-                  <m:sSub>
-                    <m:e>
-                      <m:r>
-                        <m:rPr>
-                          <m:sty m:val="p"/>
-                        </m:rPr>
-                        <m:t>I</m:t>
-                      </m:r>
-                      <m:r>
-                        <m:rPr>
-                          <m:sty m:val="p"/>
-                        </m:rPr>
-                        <m:t>L</m:t>
-                      </m:r>
-                      <m:r>
-                        <m:rPr>
-                          <m:sty m:val="p"/>
-                        </m:rPr>
-                        <m:t>L</m:t>
-                      </m:r>
-                      <m:r>
-                        <m:rPr>
-                          <m:sty m:val="p"/>
-                        </m:rPr>
-                        <m:t>I</m:t>
-                      </m:r>
-                      <m:r>
-                        <m:rPr>
-                          <m:sty m:val="p"/>
-                        </m:rPr>
-                        <m:t>Q</m:t>
-                      </m:r>
-                    </m:e>
-                    <m:sub>
-                      <m:r>
-                        <m:t>i</m:t>
-                      </m:r>
-                      <m:r>
-                        <m:t>t</m:t>
-                      </m:r>
-                    </m:sub>
-                  </m:sSub>
-                </m:e>
-              </m:nary>
-            </m:e>
-          </m:d>
-          <m:r>
-            <m:rPr>
-              <m:sty m:val="p"/>
-            </m:rPr>
-            <m:t>,</m:t>
-          </m:r>
-          <m:r>
-            <m:t>  </m:t>
-          </m:r>
-          <m:sSub>
-            <m:e>
-              <m:r>
-                <m:rPr>
-                  <m:sty m:val="p"/>
-                </m:rPr>
-                <m:t>T</m:t>
-              </m:r>
-              <m:r>
-                <m:rPr>
-                  <m:sty m:val="p"/>
-                </m:rPr>
-                <m:t>V</m:t>
-              </m:r>
-            </m:e>
-            <m:sub>
-              <m:r>
-                <m:t>i</m:t>
-              </m:r>
-              <m:r>
-                <m:t>w</m:t>
-              </m:r>
-            </m:sub>
-          </m:sSub>
-          <m:r>
-            <m:rPr>
-              <m:sty m:val="p"/>
-            </m:rPr>
-            <m:t>=</m:t>
-          </m:r>
-          <m:r>
-            <m:rPr>
-              <m:sty m:val="p"/>
-            </m:rPr>
-            <m:t>ln</m:t>
-          </m:r>
-          <m:nary>
-            <m:naryPr>
-              <m:chr m:val="∑"/>
-              <m:limLoc m:val="undOvr"/>
-              <m:subHide m:val="off"/>
-              <m:supHide m:val="on"/>
-            </m:naryPr>
-            <m:sub>
-              <m:r>
-                <m:t>t</m:t>
-              </m:r>
-              <m:r>
-                <m:rPr>
-                  <m:sty m:val="p"/>
-                </m:rPr>
-                <m:t>∈</m:t>
-              </m:r>
-              <m:r>
-                <m:t>w</m:t>
-              </m:r>
-            </m:sub>
-            <m:sup>
-              <m:r>
-                <m:t>​</m:t>
-              </m:r>
-            </m:sup>
-            <m:e>
-              <m:sSub>
-                <m:e>
-                  <m:r>
-                    <m:rPr>
-                      <m:sty m:val="p"/>
-                    </m:rPr>
-                    <m:t>V</m:t>
-                  </m:r>
-                  <m:r>
-                    <m:rPr>
-                      <m:sty m:val="p"/>
-                    </m:rPr>
-                    <m:t>A</m:t>
-                  </m:r>
-                  <m:r>
-                    <m:rPr>
-                      <m:sty m:val="p"/>
-                    </m:rPr>
-                    <m:t>L</m:t>
-                  </m:r>
-                </m:e>
-                <m:sub>
-                  <m:r>
-                    <m:t>i</m:t>
-                  </m:r>
-                  <m:r>
-                    <m:t>t</m:t>
-                  </m:r>
-                </m:sub>
-              </m:sSub>
-            </m:e>
-          </m:nary>
-          <m:r>
-            <m:rPr>
-              <m:sty m:val="p"/>
-            </m:rPr>
-            <m:t>,</m:t>
-          </m:r>
-          <m:r>
-            <m:t>  </m:t>
-          </m:r>
-          <m:sSub>
-            <m:e>
-              <m:r>
-                <m:rPr>
-                  <m:sty m:val="p"/>
-                </m:rPr>
-                <m:t>V</m:t>
-              </m:r>
-              <m:r>
-                <m:rPr>
-                  <m:sty m:val="p"/>
-                </m:rPr>
-                <m:t>o</m:t>
-              </m:r>
-              <m:r>
-                <m:rPr>
-                  <m:sty m:val="p"/>
-                </m:rPr>
-                <m:t>l</m:t>
-              </m:r>
-            </m:e>
-            <m:sub>
-              <m:r>
-                <m:t>i</m:t>
-              </m:r>
-              <m:r>
-                <m:t>w</m:t>
-              </m:r>
-            </m:sub>
-          </m:sSub>
-          <m:r>
-            <m:rPr>
-              <m:sty m:val="p"/>
-            </m:rPr>
-            <m:t>=</m:t>
-          </m:r>
-          <m:r>
-            <m:rPr>
-              <m:sty m:val="p"/>
-            </m:rPr>
-            <m:t>ln</m:t>
-          </m:r>
-          <m:d>
-            <m:dPr>
-              <m:begChr m:val="("/>
-              <m:endChr m:val=")"/>
-              <m:sepChr m:val=""/>
-              <m:grow/>
-            </m:dPr>
-            <m:e>
-              <m:f>
-                <m:fPr>
-                  <m:type m:val="bar"/>
-                </m:fPr>
-                <m:num>
-                  <m:r>
-                    <m:t>1</m:t>
-                  </m:r>
-                </m:num>
-                <m:den>
-                  <m:sSub>
-                    <m:e>
-                      <m:r>
-                        <m:t>N</m:t>
-                      </m:r>
-                    </m:e>
-                    <m:sub>
-                      <m:r>
-                        <m:t>i</m:t>
-                      </m:r>
-                      <m:r>
-                        <m:t>w</m:t>
-                      </m:r>
-                    </m:sub>
-                  </m:sSub>
-                </m:den>
-              </m:f>
-              <m:nary>
-                <m:naryPr>
-                  <m:chr m:val="∑"/>
-                  <m:limLoc m:val="undOvr"/>
-                  <m:subHide m:val="off"/>
-                  <m:supHide m:val="on"/>
-                </m:naryPr>
-                <m:sub>
-                  <m:r>
-                    <m:t>t</m:t>
-                  </m:r>
-                  <m:r>
-                    <m:rPr>
-                      <m:sty m:val="p"/>
-                    </m:rPr>
-                    <m:t>∈</m:t>
-                  </m:r>
-                  <m:r>
-                    <m:t>w</m:t>
-                  </m:r>
-                </m:sub>
-                <m:sup>
-                  <m:r>
-                    <m:t>​</m:t>
-                  </m:r>
-                </m:sup>
-                <m:e>
-                  <m:d>
-                    <m:dPr>
-                      <m:begChr m:val="|"/>
-                      <m:endChr m:val="|"/>
-                      <m:sepChr m:val=""/>
-                      <m:grow/>
-                    </m:dPr>
-                    <m:e>
                       <m:sSub>
                         <m:e>
                           <m:r>
-                            <m:t>R</m:t>
+                            <m:t>η</m:t>
                           </m:r>
                         </m:e>
                         <m:sub>
@@ -2448,10 +1747,10 @@
                           </m:r>
                         </m:sub>
                       </m:sSub>
-                    </m:e>
-                  </m:d>
-                </m:e>
-              </m:nary>
+                    </m:sup>
+                  </m:sSup>
+                </m:den>
+              </m:f>
             </m:e>
           </m:d>
           <m:r>
@@ -2472,10 +1771,777 @@
             </m:dPr>
             <m:e>
               <m:r>
-                <m:t>4</m:t>
+                <m:t>3</m:t>
               </m:r>
             </m:e>
           </m:d>
+        </m:oMath>
+      </m:oMathPara>
+    </w:p>
+    <w:p>
+      <w:pPr>
+        <w:pStyle w:val="FirstParagraph"/>
+      </w:pPr>
+      <w:r>
+        <w:t xml:space="preserve">where</w:t>
+      </w:r>
+      <w:r>
+        <w:t xml:space="preserve"> </w:t>
+      </w:r>
+      <m:oMath>
+        <m:sSub>
+          <m:e>
+            <m:r>
+              <m:t>ϕ</m:t>
+            </m:r>
+          </m:e>
+          <m:sub>
+            <m:r>
+              <m:t>i</m:t>
+            </m:r>
+            <m:r>
+              <m:t>t</m:t>
+            </m:r>
+          </m:sub>
+        </m:sSub>
+      </m:oMath>
+      <w:r>
+        <w:t xml:space="preserve"> </w:t>
+      </w:r>
+      <w:r>
+        <w:t xml:space="preserve">sums the squared log high-low ranges of days</w:t>
+      </w:r>
+      <w:r>
+        <w:t xml:space="preserve"> </w:t>
+      </w:r>
+      <m:oMath>
+        <m:r>
+          <m:t>t</m:t>
+        </m:r>
+        <m:r>
+          <m:rPr>
+            <m:sty m:val="p"/>
+          </m:rPr>
+          <m:t>−</m:t>
+        </m:r>
+        <m:r>
+          <m:t>1</m:t>
+        </m:r>
+      </m:oMath>
+      <w:r>
+        <w:t xml:space="preserve"> </w:t>
+      </w:r>
+      <w:r>
+        <w:t xml:space="preserve">and</w:t>
+      </w:r>
+      <w:r>
+        <w:t xml:space="preserve"> </w:t>
+      </w:r>
+      <m:oMath>
+        <m:r>
+          <m:t>t</m:t>
+        </m:r>
+      </m:oMath>
+      <w:r>
+        <w:t xml:space="preserve">,</w:t>
+      </w:r>
+      <w:r>
+        <w:t xml:space="preserve"> </w:t>
+      </w:r>
+      <m:oMath>
+        <m:sSub>
+          <m:e>
+            <m:r>
+              <m:t>ψ</m:t>
+            </m:r>
+          </m:e>
+          <m:sub>
+            <m:r>
+              <m:t>i</m:t>
+            </m:r>
+            <m:r>
+              <m:t>t</m:t>
+            </m:r>
+          </m:sub>
+        </m:sSub>
+      </m:oMath>
+      <w:r>
+        <w:t xml:space="preserve"> </w:t>
+      </w:r>
+      <w:r>
+        <w:t xml:space="preserve">is the squared log range over the two days combined, and</w:t>
+      </w:r>
+      <w:r>
+        <w:t xml:space="preserve"> </w:t>
+      </w:r>
+      <m:oMath>
+        <m:sSub>
+          <m:e>
+            <m:r>
+              <m:t>S</m:t>
+            </m:r>
+          </m:e>
+          <m:sub>
+            <m:r>
+              <m:t>i</m:t>
+            </m:r>
+            <m:r>
+              <m:t>t</m:t>
+            </m:r>
+          </m:sub>
+        </m:sSub>
+      </m:oMath>
+      <w:r>
+        <w:t xml:space="preserve"> </w:t>
+      </w:r>
+      <w:r>
+        <w:t xml:space="preserve">is the resulting spread estimate, set to zero when negative. We winsorize</w:t>
+      </w:r>
+      <w:r>
+        <w:t xml:space="preserve"> </w:t>
+      </w:r>
+      <m:oMath>
+        <m:sSub>
+          <m:e>
+            <m:r>
+              <m:rPr>
+                <m:sty m:val="p"/>
+              </m:rPr>
+              <m:t>I</m:t>
+            </m:r>
+            <m:r>
+              <m:rPr>
+                <m:sty m:val="p"/>
+              </m:rPr>
+              <m:t>L</m:t>
+            </m:r>
+            <m:r>
+              <m:rPr>
+                <m:sty m:val="p"/>
+              </m:rPr>
+              <m:t>L</m:t>
+            </m:r>
+            <m:r>
+              <m:rPr>
+                <m:sty m:val="p"/>
+              </m:rPr>
+              <m:t>I</m:t>
+            </m:r>
+            <m:r>
+              <m:rPr>
+                <m:sty m:val="p"/>
+              </m:rPr>
+              <m:t>Q</m:t>
+            </m:r>
+          </m:e>
+          <m:sub>
+            <m:r>
+              <m:t>i</m:t>
+            </m:r>
+            <m:r>
+              <m:t>t</m:t>
+            </m:r>
+          </m:sub>
+        </m:sSub>
+      </m:oMath>
+      <w:r>
+        <w:t xml:space="preserve"> </w:t>
+      </w:r>
+      <w:r>
+        <w:t xml:space="preserve">and</w:t>
+      </w:r>
+      <w:r>
+        <w:t xml:space="preserve"> </w:t>
+      </w:r>
+      <m:oMath>
+        <m:sSub>
+          <m:e>
+            <m:r>
+              <m:t>S</m:t>
+            </m:r>
+          </m:e>
+          <m:sub>
+            <m:r>
+              <m:t>i</m:t>
+            </m:r>
+            <m:r>
+              <m:t>t</m:t>
+            </m:r>
+          </m:sub>
+        </m:sSub>
+      </m:oMath>
+      <w:r>
+        <w:t xml:space="preserve"> </w:t>
+      </w:r>
+      <w:r>
+        <w:t xml:space="preserve">at the 1st and 99th percentiles of each day and keep stock-weeks with at least three trading days and a positive Amihud ratio. For stock</w:t>
+      </w:r>
+      <w:r>
+        <w:t xml:space="preserve"> </w:t>
+      </w:r>
+      <m:oMath>
+        <m:r>
+          <m:t>i</m:t>
+        </m:r>
+      </m:oMath>
+      <w:r>
+        <w:t xml:space="preserve"> </w:t>
+      </w:r>
+      <w:r>
+        <w:t xml:space="preserve">in week</w:t>
+      </w:r>
+      <w:r>
+        <w:t xml:space="preserve"> </w:t>
+      </w:r>
+      <m:oMath>
+        <m:r>
+          <m:t>w</m:t>
+        </m:r>
+      </m:oMath>
+      <w:r>
+        <w:t xml:space="preserve"> </w:t>
+      </w:r>
+      <w:r>
+        <w:t xml:space="preserve">with</w:t>
+      </w:r>
+      <w:r>
+        <w:t xml:space="preserve"> </w:t>
+      </w:r>
+      <m:oMath>
+        <m:sSub>
+          <m:e>
+            <m:r>
+              <m:t>N</m:t>
+            </m:r>
+          </m:e>
+          <m:sub>
+            <m:r>
+              <m:t>i</m:t>
+            </m:r>
+            <m:r>
+              <m:t>w</m:t>
+            </m:r>
+          </m:sub>
+        </m:sSub>
+      </m:oMath>
+      <w:r>
+        <w:t xml:space="preserve"> </w:t>
+      </w:r>
+      <w:r>
+        <w:t xml:space="preserve">trading days,</w:t>
+      </w:r>
+    </w:p>
+    <w:p>
+      <w:pPr>
+        <w:pStyle w:val="BodyText"/>
+      </w:pPr>
+      <m:oMathPara>
+        <m:oMathParaPr>
+          <m:jc m:val="center"/>
+        </m:oMathParaPr>
+        <m:oMath>
+          <m:m>
+            <m:mPr>
+              <m:baseJc m:val="center"/>
+              <m:plcHide m:val="on"/>
+              <m:mcs>
+                <m:mc>
+                  <m:mcPr>
+                    <m:mcJc m:val="right"/>
+                    <m:count m:val="1"/>
+                  </m:mcPr>
+                </m:mc>
+                <m:mc>
+                  <m:mcPr>
+                    <m:mcJc m:val="left"/>
+                    <m:count m:val="1"/>
+                  </m:mcPr>
+                </m:mc>
+              </m:mcs>
+            </m:mPr>
+            <m:mr>
+              <m:e>
+                <m:sSub>
+                  <m:e>
+                    <m:r>
+                      <m:rPr>
+                        <m:sty m:val="p"/>
+                      </m:rPr>
+                      <m:t>A</m:t>
+                    </m:r>
+                    <m:r>
+                      <m:rPr>
+                        <m:sty m:val="p"/>
+                      </m:rPr>
+                      <m:t>m</m:t>
+                    </m:r>
+                    <m:r>
+                      <m:rPr>
+                        <m:sty m:val="p"/>
+                      </m:rPr>
+                      <m:t>i</m:t>
+                    </m:r>
+                    <m:r>
+                      <m:rPr>
+                        <m:sty m:val="p"/>
+                      </m:rPr>
+                      <m:t>h</m:t>
+                    </m:r>
+                    <m:r>
+                      <m:rPr>
+                        <m:sty m:val="p"/>
+                      </m:rPr>
+                      <m:t>u</m:t>
+                    </m:r>
+                    <m:r>
+                      <m:rPr>
+                        <m:sty m:val="p"/>
+                      </m:rPr>
+                      <m:t>d</m:t>
+                    </m:r>
+                  </m:e>
+                  <m:sub>
+                    <m:r>
+                      <m:t>i</m:t>
+                    </m:r>
+                    <m:r>
+                      <m:t>w</m:t>
+                    </m:r>
+                  </m:sub>
+                </m:sSub>
+              </m:e>
+              <m:e>
+                <m:r>
+                  <m:rPr>
+                    <m:sty m:val="p"/>
+                  </m:rPr>
+                  <m:t>=</m:t>
+                </m:r>
+                <m:r>
+                  <m:rPr>
+                    <m:sty m:val="p"/>
+                  </m:rPr>
+                  <m:t>ln</m:t>
+                </m:r>
+                <m:d>
+                  <m:dPr>
+                    <m:begChr m:val="("/>
+                    <m:endChr m:val=")"/>
+                    <m:sepChr m:val=""/>
+                    <m:grow/>
+                  </m:dPr>
+                  <m:e>
+                    <m:f>
+                      <m:fPr>
+                        <m:type m:val="bar"/>
+                      </m:fPr>
+                      <m:num>
+                        <m:r>
+                          <m:t>1</m:t>
+                        </m:r>
+                      </m:num>
+                      <m:den>
+                        <m:sSub>
+                          <m:e>
+                            <m:r>
+                              <m:t>N</m:t>
+                            </m:r>
+                          </m:e>
+                          <m:sub>
+                            <m:r>
+                              <m:t>i</m:t>
+                            </m:r>
+                            <m:r>
+                              <m:t>w</m:t>
+                            </m:r>
+                          </m:sub>
+                        </m:sSub>
+                      </m:den>
+                    </m:f>
+                    <m:nary>
+                      <m:naryPr>
+                        <m:chr m:val="∑"/>
+                        <m:limLoc m:val="undOvr"/>
+                        <m:subHide m:val="off"/>
+                        <m:supHide m:val="on"/>
+                      </m:naryPr>
+                      <m:sub>
+                        <m:r>
+                          <m:t>t</m:t>
+                        </m:r>
+                        <m:r>
+                          <m:rPr>
+                            <m:sty m:val="p"/>
+                          </m:rPr>
+                          <m:t>∈</m:t>
+                        </m:r>
+                        <m:r>
+                          <m:t>w</m:t>
+                        </m:r>
+                      </m:sub>
+                      <m:sup>
+                        <m:r>
+                          <m:t>​</m:t>
+                        </m:r>
+                      </m:sup>
+                      <m:e>
+                        <m:sSub>
+                          <m:e>
+                            <m:r>
+                              <m:rPr>
+                                <m:sty m:val="p"/>
+                              </m:rPr>
+                              <m:t>I</m:t>
+                            </m:r>
+                            <m:r>
+                              <m:rPr>
+                                <m:sty m:val="p"/>
+                              </m:rPr>
+                              <m:t>L</m:t>
+                            </m:r>
+                            <m:r>
+                              <m:rPr>
+                                <m:sty m:val="p"/>
+                              </m:rPr>
+                              <m:t>L</m:t>
+                            </m:r>
+                            <m:r>
+                              <m:rPr>
+                                <m:sty m:val="p"/>
+                              </m:rPr>
+                              <m:t>I</m:t>
+                            </m:r>
+                            <m:r>
+                              <m:rPr>
+                                <m:sty m:val="p"/>
+                              </m:rPr>
+                              <m:t>Q</m:t>
+                            </m:r>
+                          </m:e>
+                          <m:sub>
+                            <m:r>
+                              <m:t>i</m:t>
+                            </m:r>
+                            <m:r>
+                              <m:t>t</m:t>
+                            </m:r>
+                          </m:sub>
+                        </m:sSub>
+                      </m:e>
+                    </m:nary>
+                  </m:e>
+                </m:d>
+                <m:r>
+                  <m:rPr>
+                    <m:sty m:val="p"/>
+                  </m:rPr>
+                  <m:t>,</m:t>
+                </m:r>
+              </m:e>
+            </m:mr>
+            <m:mr>
+              <m:e>
+                <m:sSub>
+                  <m:e>
+                    <m:r>
+                      <m:rPr>
+                        <m:sty m:val="p"/>
+                      </m:rPr>
+                      <m:t>T</m:t>
+                    </m:r>
+                    <m:r>
+                      <m:rPr>
+                        <m:sty m:val="p"/>
+                      </m:rPr>
+                      <m:t>V</m:t>
+                    </m:r>
+                  </m:e>
+                  <m:sub>
+                    <m:r>
+                      <m:t>i</m:t>
+                    </m:r>
+                    <m:r>
+                      <m:t>w</m:t>
+                    </m:r>
+                  </m:sub>
+                </m:sSub>
+              </m:e>
+              <m:e>
+                <m:r>
+                  <m:rPr>
+                    <m:sty m:val="p"/>
+                  </m:rPr>
+                  <m:t>=</m:t>
+                </m:r>
+                <m:r>
+                  <m:rPr>
+                    <m:sty m:val="p"/>
+                  </m:rPr>
+                  <m:t>ln</m:t>
+                </m:r>
+                <m:d>
+                  <m:dPr>
+                    <m:begChr m:val="("/>
+                    <m:endChr m:val=")"/>
+                    <m:sepChr m:val=""/>
+                    <m:grow/>
+                  </m:dPr>
+                  <m:e>
+                    <m:nary>
+                      <m:naryPr>
+                        <m:chr m:val="∑"/>
+                        <m:limLoc m:val="undOvr"/>
+                        <m:subHide m:val="off"/>
+                        <m:supHide m:val="on"/>
+                      </m:naryPr>
+                      <m:sub>
+                        <m:r>
+                          <m:t>t</m:t>
+                        </m:r>
+                        <m:r>
+                          <m:rPr>
+                            <m:sty m:val="p"/>
+                          </m:rPr>
+                          <m:t>∈</m:t>
+                        </m:r>
+                        <m:r>
+                          <m:t>w</m:t>
+                        </m:r>
+                      </m:sub>
+                      <m:sup>
+                        <m:r>
+                          <m:t>​</m:t>
+                        </m:r>
+                      </m:sup>
+                      <m:e>
+                        <m:sSub>
+                          <m:e>
+                            <m:r>
+                              <m:rPr>
+                                <m:sty m:val="p"/>
+                              </m:rPr>
+                              <m:t>V</m:t>
+                            </m:r>
+                            <m:r>
+                              <m:rPr>
+                                <m:sty m:val="p"/>
+                              </m:rPr>
+                              <m:t>A</m:t>
+                            </m:r>
+                            <m:r>
+                              <m:rPr>
+                                <m:sty m:val="p"/>
+                              </m:rPr>
+                              <m:t>L</m:t>
+                            </m:r>
+                          </m:e>
+                          <m:sub>
+                            <m:r>
+                              <m:t>i</m:t>
+                            </m:r>
+                            <m:r>
+                              <m:t>t</m:t>
+                            </m:r>
+                          </m:sub>
+                        </m:sSub>
+                      </m:e>
+                    </m:nary>
+                    <m:r>
+                      <m:rPr>
+                        <m:sty m:val="p"/>
+                      </m:rPr>
+                      <m:t>+</m:t>
+                    </m:r>
+                    <m:sSup>
+                      <m:e>
+                        <m:r>
+                          <m:t>10</m:t>
+                        </m:r>
+                      </m:e>
+                      <m:sup>
+                        <m:r>
+                          <m:rPr>
+                            <m:sty m:val="p"/>
+                          </m:rPr>
+                          <m:t>−</m:t>
+                        </m:r>
+                        <m:r>
+                          <m:t>6</m:t>
+                        </m:r>
+                      </m:sup>
+                    </m:sSup>
+                  </m:e>
+                </m:d>
+                <m:r>
+                  <m:rPr>
+                    <m:sty m:val="p"/>
+                  </m:rPr>
+                  <m:t>,</m:t>
+                </m:r>
+                <m:r>
+                  <m:t>  </m:t>
+                </m:r>
+                <m:d>
+                  <m:dPr>
+                    <m:begChr m:val="("/>
+                    <m:endChr m:val=")"/>
+                    <m:sepChr m:val=""/>
+                    <m:grow/>
+                  </m:dPr>
+                  <m:e>
+                    <m:r>
+                      <m:t>4</m:t>
+                    </m:r>
+                  </m:e>
+                </m:d>
+              </m:e>
+            </m:mr>
+            <m:mr>
+              <m:e>
+                <m:sSub>
+                  <m:e>
+                    <m:r>
+                      <m:rPr>
+                        <m:sty m:val="p"/>
+                      </m:rPr>
+                      <m:t>V</m:t>
+                    </m:r>
+                    <m:r>
+                      <m:rPr>
+                        <m:sty m:val="p"/>
+                      </m:rPr>
+                      <m:t>o</m:t>
+                    </m:r>
+                    <m:r>
+                      <m:rPr>
+                        <m:sty m:val="p"/>
+                      </m:rPr>
+                      <m:t>l</m:t>
+                    </m:r>
+                  </m:e>
+                  <m:sub>
+                    <m:r>
+                      <m:t>i</m:t>
+                    </m:r>
+                    <m:r>
+                      <m:t>w</m:t>
+                    </m:r>
+                  </m:sub>
+                </m:sSub>
+              </m:e>
+              <m:e>
+                <m:r>
+                  <m:rPr>
+                    <m:sty m:val="p"/>
+                  </m:rPr>
+                  <m:t>=</m:t>
+                </m:r>
+                <m:r>
+                  <m:rPr>
+                    <m:sty m:val="p"/>
+                  </m:rPr>
+                  <m:t>ln</m:t>
+                </m:r>
+                <m:d>
+                  <m:dPr>
+                    <m:begChr m:val="("/>
+                    <m:endChr m:val=")"/>
+                    <m:sepChr m:val=""/>
+                    <m:grow/>
+                  </m:dPr>
+                  <m:e>
+                    <m:f>
+                      <m:fPr>
+                        <m:type m:val="bar"/>
+                      </m:fPr>
+                      <m:num>
+                        <m:r>
+                          <m:t>1</m:t>
+                        </m:r>
+                      </m:num>
+                      <m:den>
+                        <m:sSub>
+                          <m:e>
+                            <m:r>
+                              <m:t>N</m:t>
+                            </m:r>
+                          </m:e>
+                          <m:sub>
+                            <m:r>
+                              <m:t>i</m:t>
+                            </m:r>
+                            <m:r>
+                              <m:t>w</m:t>
+                            </m:r>
+                          </m:sub>
+                        </m:sSub>
+                      </m:den>
+                    </m:f>
+                    <m:nary>
+                      <m:naryPr>
+                        <m:chr m:val="∑"/>
+                        <m:limLoc m:val="undOvr"/>
+                        <m:subHide m:val="off"/>
+                        <m:supHide m:val="on"/>
+                      </m:naryPr>
+                      <m:sub>
+                        <m:r>
+                          <m:t>t</m:t>
+                        </m:r>
+                        <m:r>
+                          <m:rPr>
+                            <m:sty m:val="p"/>
+                          </m:rPr>
+                          <m:t>∈</m:t>
+                        </m:r>
+                        <m:r>
+                          <m:t>w</m:t>
+                        </m:r>
+                      </m:sub>
+                      <m:sup>
+                        <m:r>
+                          <m:t>​</m:t>
+                        </m:r>
+                      </m:sup>
+                      <m:e>
+                        <m:d>
+                          <m:dPr>
+                            <m:begChr m:val="|"/>
+                            <m:endChr m:val="|"/>
+                            <m:sepChr m:val=""/>
+                            <m:grow/>
+                          </m:dPr>
+                          <m:e>
+                            <m:sSub>
+                              <m:e>
+                                <m:r>
+                                  <m:t>R</m:t>
+                                </m:r>
+                              </m:e>
+                              <m:sub>
+                                <m:r>
+                                  <m:t>i</m:t>
+                                </m:r>
+                                <m:r>
+                                  <m:t>t</m:t>
+                                </m:r>
+                              </m:sub>
+                            </m:sSub>
+                          </m:e>
+                        </m:d>
+                      </m:e>
+                    </m:nary>
+                  </m:e>
+                </m:d>
+                <m:r>
+                  <m:rPr>
+                    <m:sty m:val="p"/>
+                  </m:rPr>
+                  <m:t>,</m:t>
+                </m:r>
+              </m:e>
+            </m:mr>
+          </m:m>
         </m:oMath>
       </m:oMathPara>
     </w:p>
@@ -2813,7 +2879,7 @@
         <w:pStyle w:val="FirstParagraph"/>
       </w:pPr>
       <w:r>
-        <w:t xml:space="preserve">The four benchmarks are the equal-weighted mean of the 328 never-named stocks, the matched controls described below weighted by their matching weights, the equal-weighted mean of the 110 never-named stocks in the top tercile of pre-period trading value, and a market model whose</w:t>
+        <w:t xml:space="preserve">The four benchmarks are the equal-weighted mean of the 328 never-named stocks, the matched controls described below weighted by their matching weights, the equal-weighted mean of the 110 never-named stocks in the top tercile of pre-period trading value among never-named stocks, and a market model whose</w:t>
       </w:r>
       <w:r>
         <w:t xml:space="preserve"> </w:t>
@@ -2873,7 +2939,21 @@
         <w:t xml:space="preserve"> </w:t>
       </w:r>
       <w:r>
-        <w:t xml:space="preserve">are estimated for each stock against the first benchmark. Because constituents share event dates, their abnormal returns are correlated, so we test CARs on the equal-weighted portfolio of the</w:t>
+        <w:t xml:space="preserve">are estimated for each stock against the first benchmark. Because constituents share event dates, their abnormal returns are correlated, so we test CARs on the equal-weighted portfolio</w:t>
+      </w:r>
+      <w:r>
+        <w:t xml:space="preserve"> </w:t>
+      </w:r>
+      <m:oMath>
+        <m:r>
+          <m:t>p</m:t>
+        </m:r>
+      </m:oMath>
+      <w:r>
+        <w:t xml:space="preserve"> </w:t>
+      </w:r>
+      <w:r>
+        <w:t xml:space="preserve">of the</w:t>
       </w:r>
       <w:r>
         <w:t xml:space="preserve"> </w:t>
@@ -2907,7 +2987,38 @@
         </m:r>
       </m:oMath>
       <w:r>
-        <w:t xml:space="preserve">, which addresses cross-sectional dependence (Brown &amp; Warner, 1985):</w:t>
+        <w:t xml:space="preserve">, which addresses cross-sectional dependence (Brown &amp; Warner, 1985). With trading days indexed by</w:t>
+      </w:r>
+      <w:r>
+        <w:t xml:space="preserve"> </w:t>
+      </w:r>
+      <m:oMath>
+        <m:r>
+          <m:t>s</m:t>
+        </m:r>
+      </m:oMath>
+      <w:r>
+        <w:t xml:space="preserve"> </w:t>
+      </w:r>
+      <w:r>
+        <w:t xml:space="preserve">relative to the disclosure date (</w:t>
+      </w:r>
+      <m:oMath>
+        <m:r>
+          <m:t>s</m:t>
+        </m:r>
+        <m:r>
+          <m:rPr>
+            <m:sty m:val="p"/>
+          </m:rPr>
+          <m:t>=</m:t>
+        </m:r>
+        <m:r>
+          <m:t>0</m:t>
+        </m:r>
+      </m:oMath>
+      <w:r>
+        <w:t xml:space="preserve">),</w:t>
       </w:r>
     </w:p>
     <w:p>
@@ -2919,436 +3030,465 @@
           <m:jc m:val="center"/>
         </m:oMathParaPr>
         <m:oMath>
-          <m:sSub>
-            <m:e>
-              <m:r>
-                <m:rPr>
-                  <m:sty m:val="p"/>
-                </m:rPr>
-                <m:t>A</m:t>
-              </m:r>
-              <m:r>
-                <m:rPr>
-                  <m:sty m:val="p"/>
-                </m:rPr>
-                <m:t>R</m:t>
-              </m:r>
-            </m:e>
-            <m:sub>
-              <m:r>
-                <m:t>p</m:t>
-              </m:r>
-              <m:r>
-                <m:t>t</m:t>
-              </m:r>
-            </m:sub>
-          </m:sSub>
-          <m:r>
-            <m:rPr>
-              <m:sty m:val="p"/>
-            </m:rPr>
-            <m:t>=</m:t>
-          </m:r>
-          <m:f>
-            <m:fPr>
-              <m:type m:val="bar"/>
-            </m:fPr>
-            <m:num>
-              <m:r>
-                <m:t>1</m:t>
-              </m:r>
-            </m:num>
-            <m:den>
-              <m:sSub>
-                <m:e>
-                  <m:r>
-                    <m:t>N</m:t>
-                  </m:r>
-                </m:e>
-                <m:sub>
-                  <m:r>
-                    <m:t>g</m:t>
-                  </m:r>
-                </m:sub>
-              </m:sSub>
-            </m:den>
-          </m:f>
-          <m:nary>
-            <m:naryPr>
-              <m:chr m:val="∑"/>
-              <m:limLoc m:val="undOvr"/>
-              <m:subHide m:val="off"/>
-              <m:supHide m:val="on"/>
-            </m:naryPr>
-            <m:sub>
-              <m:r>
-                <m:t>i</m:t>
-              </m:r>
-              <m:r>
-                <m:rPr>
-                  <m:sty m:val="p"/>
-                </m:rPr>
-                <m:t>∈</m:t>
-              </m:r>
-              <m:r>
-                <m:t>g</m:t>
-              </m:r>
-            </m:sub>
-            <m:sup>
-              <m:r>
-                <m:t>​</m:t>
-              </m:r>
-            </m:sup>
-            <m:e>
-              <m:sSub>
-                <m:e>
-                  <m:r>
-                    <m:rPr>
-                      <m:sty m:val="p"/>
-                    </m:rPr>
-                    <m:t>A</m:t>
-                  </m:r>
-                  <m:r>
-                    <m:rPr>
-                      <m:sty m:val="p"/>
-                    </m:rPr>
-                    <m:t>R</m:t>
-                  </m:r>
-                </m:e>
-                <m:sub>
-                  <m:r>
-                    <m:t>i</m:t>
-                  </m:r>
-                  <m:r>
-                    <m:t>t</m:t>
-                  </m:r>
-                </m:sub>
-              </m:sSub>
-            </m:e>
-          </m:nary>
-          <m:r>
-            <m:rPr>
-              <m:sty m:val="p"/>
-            </m:rPr>
-            <m:t>,</m:t>
-          </m:r>
-          <m:r>
-            <m:t>  </m:t>
-          </m:r>
-          <m:sSub>
-            <m:e>
-              <m:r>
-                <m:rPr>
-                  <m:sty m:val="p"/>
-                </m:rPr>
-                <m:t>C</m:t>
-              </m:r>
-              <m:r>
-                <m:rPr>
-                  <m:sty m:val="p"/>
-                </m:rPr>
-                <m:t>A</m:t>
-              </m:r>
-              <m:r>
-                <m:rPr>
-                  <m:sty m:val="p"/>
-                </m:rPr>
-                <m:t>R</m:t>
-              </m:r>
-            </m:e>
-            <m:sub>
-              <m:r>
-                <m:t>p</m:t>
-              </m:r>
-            </m:sub>
-          </m:sSub>
-          <m:d>
-            <m:dPr>
-              <m:begChr m:val="("/>
-              <m:endChr m:val=")"/>
-              <m:sepChr m:val=""/>
-              <m:grow/>
-            </m:dPr>
-            <m:e>
-              <m:sSub>
-                <m:e>
-                  <m:r>
-                    <m:t>τ</m:t>
-                  </m:r>
-                </m:e>
-                <m:sub>
-                  <m:r>
-                    <m:t>1</m:t>
-                  </m:r>
-                </m:sub>
-              </m:sSub>
-              <m:r>
-                <m:rPr>
-                  <m:sty m:val="p"/>
-                </m:rPr>
-                <m:t>,</m:t>
-              </m:r>
-              <m:sSub>
-                <m:e>
-                  <m:r>
-                    <m:t>τ</m:t>
-                  </m:r>
-                </m:e>
-                <m:sub>
-                  <m:r>
-                    <m:t>2</m:t>
-                  </m:r>
-                </m:sub>
-              </m:sSub>
-            </m:e>
-          </m:d>
-          <m:r>
-            <m:rPr>
-              <m:sty m:val="p"/>
-            </m:rPr>
-            <m:t>=</m:t>
-          </m:r>
-          <m:nary>
-            <m:naryPr>
-              <m:chr m:val="∑"/>
-              <m:limLoc m:val="undOvr"/>
-              <m:subHide m:val="off"/>
-              <m:supHide m:val="off"/>
-            </m:naryPr>
-            <m:sub>
-              <m:r>
-                <m:t>t</m:t>
-              </m:r>
-              <m:r>
-                <m:rPr>
-                  <m:sty m:val="p"/>
-                </m:rPr>
-                <m:t>=</m:t>
-              </m:r>
-              <m:sSub>
-                <m:e>
-                  <m:r>
-                    <m:t>τ</m:t>
-                  </m:r>
-                </m:e>
-                <m:sub>
-                  <m:r>
-                    <m:t>1</m:t>
-                  </m:r>
-                </m:sub>
-              </m:sSub>
-            </m:sub>
-            <m:sup>
-              <m:sSub>
-                <m:e>
-                  <m:r>
-                    <m:t>τ</m:t>
-                  </m:r>
-                </m:e>
-                <m:sub>
-                  <m:r>
-                    <m:t>2</m:t>
-                  </m:r>
-                </m:sub>
-              </m:sSub>
-            </m:sup>
-            <m:e>
-              <m:sSub>
-                <m:e>
-                  <m:r>
-                    <m:rPr>
-                      <m:sty m:val="p"/>
-                    </m:rPr>
-                    <m:t>A</m:t>
-                  </m:r>
-                  <m:r>
-                    <m:rPr>
-                      <m:sty m:val="p"/>
-                    </m:rPr>
-                    <m:t>R</m:t>
-                  </m:r>
-                </m:e>
-                <m:sub>
-                  <m:r>
-                    <m:t>p</m:t>
-                  </m:r>
-                  <m:r>
-                    <m:t>t</m:t>
-                  </m:r>
-                </m:sub>
-              </m:sSub>
-            </m:e>
-          </m:nary>
-          <m:r>
-            <m:rPr>
-              <m:sty m:val="p"/>
-            </m:rPr>
-            <m:t>,</m:t>
-          </m:r>
-          <m:r>
-            <m:t>  </m:t>
-          </m:r>
-          <m:sSub>
-            <m:e>
-              <m:r>
-                <m:t>t</m:t>
-              </m:r>
-            </m:e>
-            <m:sub>
-              <m:r>
-                <m:rPr>
-                  <m:sty m:val="p"/>
-                </m:rPr>
-                <m:t>C</m:t>
-              </m:r>
-              <m:r>
-                <m:rPr>
-                  <m:sty m:val="p"/>
-                </m:rPr>
-                <m:t>A</m:t>
-              </m:r>
-              <m:r>
-                <m:rPr>
-                  <m:sty m:val="p"/>
-                </m:rPr>
-                <m:t>R</m:t>
-              </m:r>
-            </m:sub>
-          </m:sSub>
-          <m:r>
-            <m:rPr>
-              <m:sty m:val="p"/>
-            </m:rPr>
-            <m:t>=</m:t>
-          </m:r>
-          <m:f>
-            <m:fPr>
-              <m:type m:val="bar"/>
-            </m:fPr>
-            <m:num>
-              <m:sSub>
-                <m:e>
-                  <m:r>
-                    <m:rPr>
-                      <m:sty m:val="p"/>
-                    </m:rPr>
-                    <m:t>C</m:t>
-                  </m:r>
-                  <m:r>
-                    <m:rPr>
-                      <m:sty m:val="p"/>
-                    </m:rPr>
-                    <m:t>A</m:t>
-                  </m:r>
-                  <m:r>
-                    <m:rPr>
-                      <m:sty m:val="p"/>
-                    </m:rPr>
-                    <m:t>R</m:t>
-                  </m:r>
-                </m:e>
-                <m:sub>
-                  <m:r>
-                    <m:t>p</m:t>
-                  </m:r>
-                </m:sub>
-              </m:sSub>
-              <m:d>
-                <m:dPr>
-                  <m:begChr m:val="("/>
-                  <m:endChr m:val=")"/>
-                  <m:sepChr m:val=""/>
-                  <m:grow/>
-                </m:dPr>
-                <m:e>
-                  <m:sSub>
-                    <m:e>
-                      <m:r>
-                        <m:t>τ</m:t>
-                      </m:r>
-                    </m:e>
-                    <m:sub>
-                      <m:r>
-                        <m:t>1</m:t>
-                      </m:r>
-                    </m:sub>
-                  </m:sSub>
-                  <m:r>
-                    <m:rPr>
-                      <m:sty m:val="p"/>
-                    </m:rPr>
-                    <m:t>,</m:t>
-                  </m:r>
-                  <m:sSub>
-                    <m:e>
-                      <m:r>
-                        <m:t>τ</m:t>
-                      </m:r>
-                    </m:e>
-                    <m:sub>
-                      <m:r>
-                        <m:t>2</m:t>
-                      </m:r>
-                    </m:sub>
-                  </m:sSub>
-                </m:e>
-              </m:d>
-            </m:num>
-            <m:den>
-              <m:sSub>
-                <m:e>
-                  <m:acc>
-                    <m:accPr>
-                      <m:chr m:val="̂"/>
-                    </m:accPr>
-                    <m:e>
-                      <m:r>
-                        <m:t>σ</m:t>
-                      </m:r>
-                    </m:e>
-                  </m:acc>
-                </m:e>
-                <m:sub>
-                  <m:r>
-                    <m:t>p</m:t>
-                  </m:r>
-                </m:sub>
-              </m:sSub>
-              <m:rad>
-                <m:radPr>
-                  <m:degHide m:val="on"/>
-                </m:radPr>
-                <m:deg/>
-                <m:e>
-                  <m:r>
-                    <m:t>D</m:t>
-                  </m:r>
-                </m:e>
-              </m:rad>
-            </m:den>
-          </m:f>
-          <m:r>
-            <m:rPr>
-              <m:sty m:val="p"/>
-            </m:rPr>
-            <m:t>,</m:t>
-          </m:r>
-          <m:r>
-            <m:t>  </m:t>
-          </m:r>
-          <m:d>
-            <m:dPr>
-              <m:begChr m:val="("/>
-              <m:endChr m:val=")"/>
-              <m:sepChr m:val=""/>
-              <m:grow/>
-            </m:dPr>
-            <m:e>
-              <m:r>
-                <m:t>6</m:t>
-              </m:r>
-            </m:e>
-          </m:d>
+          <m:m>
+            <m:mPr>
+              <m:baseJc m:val="center"/>
+              <m:plcHide m:val="on"/>
+              <m:mcs>
+                <m:mc>
+                  <m:mcPr>
+                    <m:mcJc m:val="right"/>
+                    <m:count m:val="1"/>
+                  </m:mcPr>
+                </m:mc>
+                <m:mc>
+                  <m:mcPr>
+                    <m:mcJc m:val="left"/>
+                    <m:count m:val="1"/>
+                  </m:mcPr>
+                </m:mc>
+              </m:mcs>
+            </m:mPr>
+            <m:mr>
+              <m:e>
+                <m:sSub>
+                  <m:e>
+                    <m:r>
+                      <m:rPr>
+                        <m:sty m:val="p"/>
+                      </m:rPr>
+                      <m:t>A</m:t>
+                    </m:r>
+                    <m:r>
+                      <m:rPr>
+                        <m:sty m:val="p"/>
+                      </m:rPr>
+                      <m:t>R</m:t>
+                    </m:r>
+                  </m:e>
+                  <m:sub>
+                    <m:r>
+                      <m:t>p</m:t>
+                    </m:r>
+                    <m:r>
+                      <m:t>s</m:t>
+                    </m:r>
+                  </m:sub>
+                </m:sSub>
+              </m:e>
+              <m:e>
+                <m:r>
+                  <m:rPr>
+                    <m:sty m:val="p"/>
+                  </m:rPr>
+                  <m:t>=</m:t>
+                </m:r>
+                <m:f>
+                  <m:fPr>
+                    <m:type m:val="bar"/>
+                  </m:fPr>
+                  <m:num>
+                    <m:r>
+                      <m:t>1</m:t>
+                    </m:r>
+                  </m:num>
+                  <m:den>
+                    <m:sSub>
+                      <m:e>
+                        <m:r>
+                          <m:t>N</m:t>
+                        </m:r>
+                      </m:e>
+                      <m:sub>
+                        <m:r>
+                          <m:t>g</m:t>
+                        </m:r>
+                      </m:sub>
+                    </m:sSub>
+                  </m:den>
+                </m:f>
+                <m:nary>
+                  <m:naryPr>
+                    <m:chr m:val="∑"/>
+                    <m:limLoc m:val="undOvr"/>
+                    <m:subHide m:val="off"/>
+                    <m:supHide m:val="on"/>
+                  </m:naryPr>
+                  <m:sub>
+                    <m:r>
+                      <m:t>i</m:t>
+                    </m:r>
+                    <m:r>
+                      <m:rPr>
+                        <m:sty m:val="p"/>
+                      </m:rPr>
+                      <m:t>∈</m:t>
+                    </m:r>
+                    <m:r>
+                      <m:t>g</m:t>
+                    </m:r>
+                  </m:sub>
+                  <m:sup>
+                    <m:r>
+                      <m:t>​</m:t>
+                    </m:r>
+                  </m:sup>
+                  <m:e>
+                    <m:sSub>
+                      <m:e>
+                        <m:r>
+                          <m:rPr>
+                            <m:sty m:val="p"/>
+                          </m:rPr>
+                          <m:t>A</m:t>
+                        </m:r>
+                        <m:r>
+                          <m:rPr>
+                            <m:sty m:val="p"/>
+                          </m:rPr>
+                          <m:t>R</m:t>
+                        </m:r>
+                      </m:e>
+                      <m:sub>
+                        <m:r>
+                          <m:t>i</m:t>
+                        </m:r>
+                        <m:r>
+                          <m:t>s</m:t>
+                        </m:r>
+                      </m:sub>
+                    </m:sSub>
+                  </m:e>
+                </m:nary>
+                <m:r>
+                  <m:rPr>
+                    <m:sty m:val="p"/>
+                  </m:rPr>
+                  <m:t>,</m:t>
+                </m:r>
+                <m:r>
+                  <m:t>  </m:t>
+                </m:r>
+                <m:sSub>
+                  <m:e>
+                    <m:r>
+                      <m:rPr>
+                        <m:sty m:val="p"/>
+                      </m:rPr>
+                      <m:t>C</m:t>
+                    </m:r>
+                    <m:r>
+                      <m:rPr>
+                        <m:sty m:val="p"/>
+                      </m:rPr>
+                      <m:t>A</m:t>
+                    </m:r>
+                    <m:r>
+                      <m:rPr>
+                        <m:sty m:val="p"/>
+                      </m:rPr>
+                      <m:t>R</m:t>
+                    </m:r>
+                  </m:e>
+                  <m:sub>
+                    <m:r>
+                      <m:t>p</m:t>
+                    </m:r>
+                  </m:sub>
+                </m:sSub>
+                <m:d>
+                  <m:dPr>
+                    <m:begChr m:val="("/>
+                    <m:endChr m:val=")"/>
+                    <m:sepChr m:val=""/>
+                    <m:grow/>
+                  </m:dPr>
+                  <m:e>
+                    <m:sSub>
+                      <m:e>
+                        <m:r>
+                          <m:t>τ</m:t>
+                        </m:r>
+                      </m:e>
+                      <m:sub>
+                        <m:r>
+                          <m:t>1</m:t>
+                        </m:r>
+                      </m:sub>
+                    </m:sSub>
+                    <m:r>
+                      <m:rPr>
+                        <m:sty m:val="p"/>
+                      </m:rPr>
+                      <m:t>,</m:t>
+                    </m:r>
+                    <m:sSub>
+                      <m:e>
+                        <m:r>
+                          <m:t>τ</m:t>
+                        </m:r>
+                      </m:e>
+                      <m:sub>
+                        <m:r>
+                          <m:t>2</m:t>
+                        </m:r>
+                      </m:sub>
+                    </m:sSub>
+                  </m:e>
+                </m:d>
+                <m:r>
+                  <m:rPr>
+                    <m:sty m:val="p"/>
+                  </m:rPr>
+                  <m:t>=</m:t>
+                </m:r>
+                <m:nary>
+                  <m:naryPr>
+                    <m:chr m:val="∑"/>
+                    <m:limLoc m:val="undOvr"/>
+                    <m:subHide m:val="off"/>
+                    <m:supHide m:val="off"/>
+                  </m:naryPr>
+                  <m:sub>
+                    <m:r>
+                      <m:t>s</m:t>
+                    </m:r>
+                    <m:r>
+                      <m:rPr>
+                        <m:sty m:val="p"/>
+                      </m:rPr>
+                      <m:t>=</m:t>
+                    </m:r>
+                    <m:sSub>
+                      <m:e>
+                        <m:r>
+                          <m:t>τ</m:t>
+                        </m:r>
+                      </m:e>
+                      <m:sub>
+                        <m:r>
+                          <m:t>1</m:t>
+                        </m:r>
+                      </m:sub>
+                    </m:sSub>
+                  </m:sub>
+                  <m:sup>
+                    <m:sSub>
+                      <m:e>
+                        <m:r>
+                          <m:t>τ</m:t>
+                        </m:r>
+                      </m:e>
+                      <m:sub>
+                        <m:r>
+                          <m:t>2</m:t>
+                        </m:r>
+                      </m:sub>
+                    </m:sSub>
+                  </m:sup>
+                  <m:e>
+                    <m:sSub>
+                      <m:e>
+                        <m:r>
+                          <m:rPr>
+                            <m:sty m:val="p"/>
+                          </m:rPr>
+                          <m:t>A</m:t>
+                        </m:r>
+                        <m:r>
+                          <m:rPr>
+                            <m:sty m:val="p"/>
+                          </m:rPr>
+                          <m:t>R</m:t>
+                        </m:r>
+                      </m:e>
+                      <m:sub>
+                        <m:r>
+                          <m:t>p</m:t>
+                        </m:r>
+                        <m:r>
+                          <m:t>s</m:t>
+                        </m:r>
+                      </m:sub>
+                    </m:sSub>
+                  </m:e>
+                </m:nary>
+                <m:r>
+                  <m:rPr>
+                    <m:sty m:val="p"/>
+                  </m:rPr>
+                  <m:t>,</m:t>
+                </m:r>
+                <m:r>
+                  <m:t>  </m:t>
+                </m:r>
+                <m:d>
+                  <m:dPr>
+                    <m:begChr m:val="("/>
+                    <m:endChr m:val=")"/>
+                    <m:sepChr m:val=""/>
+                    <m:grow/>
+                  </m:dPr>
+                  <m:e>
+                    <m:r>
+                      <m:t>6</m:t>
+                    </m:r>
+                  </m:e>
+                </m:d>
+              </m:e>
+            </m:mr>
+            <m:mr>
+              <m:e>
+                <m:sSub>
+                  <m:e>
+                    <m:r>
+                      <m:t>t</m:t>
+                    </m:r>
+                  </m:e>
+                  <m:sub>
+                    <m:r>
+                      <m:rPr>
+                        <m:sty m:val="p"/>
+                      </m:rPr>
+                      <m:t>C</m:t>
+                    </m:r>
+                    <m:r>
+                      <m:rPr>
+                        <m:sty m:val="p"/>
+                      </m:rPr>
+                      <m:t>A</m:t>
+                    </m:r>
+                    <m:r>
+                      <m:rPr>
+                        <m:sty m:val="p"/>
+                      </m:rPr>
+                      <m:t>R</m:t>
+                    </m:r>
+                  </m:sub>
+                </m:sSub>
+              </m:e>
+              <m:e>
+                <m:r>
+                  <m:rPr>
+                    <m:sty m:val="p"/>
+                  </m:rPr>
+                  <m:t>=</m:t>
+                </m:r>
+                <m:f>
+                  <m:fPr>
+                    <m:type m:val="bar"/>
+                  </m:fPr>
+                  <m:num>
+                    <m:sSub>
+                      <m:e>
+                        <m:r>
+                          <m:rPr>
+                            <m:sty m:val="p"/>
+                          </m:rPr>
+                          <m:t>C</m:t>
+                        </m:r>
+                        <m:r>
+                          <m:rPr>
+                            <m:sty m:val="p"/>
+                          </m:rPr>
+                          <m:t>A</m:t>
+                        </m:r>
+                        <m:r>
+                          <m:rPr>
+                            <m:sty m:val="p"/>
+                          </m:rPr>
+                          <m:t>R</m:t>
+                        </m:r>
+                      </m:e>
+                      <m:sub>
+                        <m:r>
+                          <m:t>p</m:t>
+                        </m:r>
+                      </m:sub>
+                    </m:sSub>
+                    <m:d>
+                      <m:dPr>
+                        <m:begChr m:val="("/>
+                        <m:endChr m:val=")"/>
+                        <m:sepChr m:val=""/>
+                        <m:grow/>
+                      </m:dPr>
+                      <m:e>
+                        <m:sSub>
+                          <m:e>
+                            <m:r>
+                              <m:t>τ</m:t>
+                            </m:r>
+                          </m:e>
+                          <m:sub>
+                            <m:r>
+                              <m:t>1</m:t>
+                            </m:r>
+                          </m:sub>
+                        </m:sSub>
+                        <m:r>
+                          <m:rPr>
+                            <m:sty m:val="p"/>
+                          </m:rPr>
+                          <m:t>,</m:t>
+                        </m:r>
+                        <m:sSub>
+                          <m:e>
+                            <m:r>
+                              <m:t>τ</m:t>
+                            </m:r>
+                          </m:e>
+                          <m:sub>
+                            <m:r>
+                              <m:t>2</m:t>
+                            </m:r>
+                          </m:sub>
+                        </m:sSub>
+                      </m:e>
+                    </m:d>
+                  </m:num>
+                  <m:den>
+                    <m:sSub>
+                      <m:e>
+                        <m:acc>
+                          <m:accPr>
+                            <m:chr m:val="̂"/>
+                          </m:accPr>
+                          <m:e>
+                            <m:r>
+                              <m:t>σ</m:t>
+                            </m:r>
+                          </m:e>
+                        </m:acc>
+                      </m:e>
+                      <m:sub>
+                        <m:r>
+                          <m:t>p</m:t>
+                        </m:r>
+                      </m:sub>
+                    </m:sSub>
+                    <m:rad>
+                      <m:radPr>
+                        <m:degHide m:val="on"/>
+                      </m:radPr>
+                      <m:deg/>
+                      <m:e>
+                        <m:r>
+                          <m:t>D</m:t>
+                        </m:r>
+                      </m:e>
+                    </m:rad>
+                  </m:den>
+                </m:f>
+                <m:r>
+                  <m:rPr>
+                    <m:sty m:val="p"/>
+                  </m:rPr>
+                  <m:t>,</m:t>
+                </m:r>
+              </m:e>
+            </m:mr>
+          </m:m>
         </m:oMath>
       </m:oMathPara>
     </w:p>
@@ -3358,6 +3498,52 @@
       </w:pPr>
       <w:r>
         <w:t xml:space="preserve">where</w:t>
+      </w:r>
+      <w:r>
+        <w:t xml:space="preserve"> </w:t>
+      </w:r>
+      <m:oMath>
+        <m:sSub>
+          <m:e>
+            <m:r>
+              <m:t>τ</m:t>
+            </m:r>
+          </m:e>
+          <m:sub>
+            <m:r>
+              <m:t>1</m:t>
+            </m:r>
+          </m:sub>
+        </m:sSub>
+      </m:oMath>
+      <w:r>
+        <w:t xml:space="preserve"> </w:t>
+      </w:r>
+      <w:r>
+        <w:t xml:space="preserve">and</w:t>
+      </w:r>
+      <w:r>
+        <w:t xml:space="preserve"> </w:t>
+      </w:r>
+      <m:oMath>
+        <m:sSub>
+          <m:e>
+            <m:r>
+              <m:t>τ</m:t>
+            </m:r>
+          </m:e>
+          <m:sub>
+            <m:r>
+              <m:t>2</m:t>
+            </m:r>
+          </m:sub>
+        </m:sSub>
+      </m:oMath>
+      <w:r>
+        <w:t xml:space="preserve"> </w:t>
+      </w:r>
+      <w:r>
+        <w:t xml:space="preserve">are the first and last days of the event window,</w:t>
       </w:r>
       <w:r>
         <w:t xml:space="preserve"> </w:t>
@@ -3413,7 +3599,7 @@
               <m:t>p</m:t>
             </m:r>
             <m:r>
-              <m:t>t</m:t>
+              <m:t>s</m:t>
             </m:r>
           </m:sub>
         </m:sSub>
@@ -3478,10 +3664,7 @@
         </m:r>
       </m:oMath>
       <w:r>
-        <w:t xml:space="preserve"> </w:t>
-      </w:r>
-      <w:r>
-        <w:t xml:space="preserve">is the number of event-window days; the statistic assumes independent daily abnormal returns. The estimation window runs from trading day −130 to −11 before each event and excludes days −1 to +20 around every earlier disclosure, which leaves 120 estimation days for the announcement, 98 for the confirmation and the constituent list, and 89 for the effective date. We pre-specify the windows [−1,+1], [−1,+5] and [0,+20] for every disclosure, report all of them, and call a CAR reliable when it is significant at 5% under all four benchmarks.</w:t>
+        <w:t xml:space="preserve">; the statistic assumes independent daily abnormal returns. The estimation window runs from day −130 to day −11 and excludes days −1 to +20 around every earlier disclosure, which leaves 120 estimation days for the announcement, 98 for the confirmation and the constituent list, and 89 for the effective date. We pre-specify the windows [−1,+1], [−1,+5] and [0,+20] for every disclosure, report all of them and call a CAR reliable when it is significant at 5% under all four benchmarks.</w:t>
       </w:r>
     </w:p>
     <w:bookmarkEnd w:id="28"/>
@@ -4213,7 +4396,7 @@
         </m:sSub>
       </m:oMath>
       <w:r>
-        <w:t xml:space="preserve">, which equals one for the 27 stocks on the preliminary list, and keeps all other stocks (in a variant, only never-named, never-included stocks) as controls. A third treatment,</w:t>
+        <w:t xml:space="preserve">, which equals one for the 27 stocks on the preliminary list, and keeps all other stocks (in a variant, only never-named, never-included stocks) as controls. A third treatment group, the</w:t>
       </w:r>
       <w:r>
         <w:t xml:space="preserve"> </w:t>
@@ -4228,7 +4411,7 @@
         <w:t xml:space="preserve">”</w:t>
       </w:r>
       <w:r>
-        <w:t xml:space="preserve">, is the 27 stocks with the highest pre-announcement trading value, 16 of which became constituents. For timing, we estimate a monthly event study relative to September 2025 (Roth et al., 2023):</w:t>
+        <w:t xml:space="preserve">, consists of the 27 stocks with the highest pre-announcement trading value, 16 of which became constituents. For timing, we estimate a monthly event study (Roth et al., 2023):</w:t>
       </w:r>
     </w:p>
     <w:p>
@@ -4541,7 +4724,7 @@
         <w:t xml:space="preserve"> </w:t>
       </w:r>
       <w:r>
-        <w:t xml:space="preserve">falls in month</w:t>
+        <w:t xml:space="preserve">starts in month</w:t>
       </w:r>
       <w:r>
         <w:t xml:space="preserve"> </w:t>
@@ -4552,10 +4735,7 @@
         </m:r>
       </m:oMath>
       <w:r>
-        <w:t xml:space="preserve"> </w:t>
-      </w:r>
-      <w:r>
-        <w:t xml:space="preserve">relative to October 2025 (</w:t>
+        <w:t xml:space="preserve">, counted from October 2025 (</w:t>
       </w:r>
       <m:oMath>
         <m:r>
@@ -4572,7 +4752,44 @@
         </m:r>
       </m:oMath>
       <w:r>
-        <w:t xml:space="preserve">). To separate a discrete step at each disclosure from gradual change, a drift variant adds</w:t>
+        <w:t xml:space="preserve">), with</w:t>
+      </w:r>
+      <w:r>
+        <w:t xml:space="preserve"> </w:t>
+      </w:r>
+      <m:oMath>
+        <m:r>
+          <m:t>m</m:t>
+        </m:r>
+      </m:oMath>
+      <w:r>
+        <w:t xml:space="preserve"> </w:t>
+      </w:r>
+      <w:r>
+        <w:t xml:space="preserve">running from −13 (the week of 30 September 2024) to 11 and September 2025 (</w:t>
+      </w:r>
+      <m:oMath>
+        <m:r>
+          <m:t>m</m:t>
+        </m:r>
+        <m:r>
+          <m:rPr>
+            <m:sty m:val="p"/>
+          </m:rPr>
+          <m:t>=</m:t>
+        </m:r>
+        <m:r>
+          <m:rPr>
+            <m:sty m:val="p"/>
+          </m:rPr>
+          <m:t>−</m:t>
+        </m:r>
+        <m:r>
+          <m:t>1</m:t>
+        </m:r>
+      </m:oMath>
+      <w:r>
+        <w:t xml:space="preserve">) as the omitted month. To separate a discrete step at each disclosure from gradual change, a drift variant adds</w:t>
       </w:r>
       <w:r>
         <w:t xml:space="preserve"> </w:t>
@@ -4720,7 +4937,7 @@
         <w:pStyle w:val="BodyText"/>
       </w:pPr>
       <w:r>
-        <w:t xml:space="preserve">Because constituents are the largest HOSE stocks, we also use a matched sample that pairs each constituent with three never-named stocks by nearest-neighbour propensity score, with replacement, on pre-period return volatility, price and traded value, weighting each control by its matching weight (Ho et al., 2007); matching reduces the standardized mean difference (SMD) in pre-period traded value from 4.06 to 0.04 (Appendix Table A.1). A further check replaces week fixed effects with size-tercile-by-week fixed effects. For inference with 24 treated stocks, we report a wild cluster bootstrap (Cameron et al., 2008) and randomization inference with 500 pseudo-treated groups of 24 stocks drawn from the 85 never-named stocks in the top tercile of pre-period trading value among all 366 stocks. Because all constituents were treated at the same dates, adoption is not staggered, and the two-way fixed effects estimator does not suffer the negative-weighting problem that motivates Callaway and Sant’Anna (2021).</w:t>
+        <w:t xml:space="preserve">Because constituents are the largest HOSE stocks, we also use a matched sample that pairs each constituent with three never-named stocks by nearest-neighbour propensity score, with replacement, on pre-period return volatility, price and traded value, weighting each control by its matching weight (Ho et al., 2007). Matching reduces the standardized mean difference (SMD) in pre-period traded value from 4.06 to 0.04 (Appendix Table A.2). A further check replaces week fixed effects with size-tercile-by-week fixed effects. For inference with 24 treated stocks, we report a wild cluster bootstrap with restricted residuals, Rademacher weights and 999 draws (Cameron et al., 2008), and randomization inference with 500 pseudo-treated groups of 24 stocks drawn from the 85 never-named stocks in the top tercile of pre-period trading value among all 366 stocks. Because all constituents were treated at the same dates, adoption is not staggered, and the two-way fixed effects estimator does not suffer the negative-weighting problem that motivates Callaway and Sant’Anna (2021).</w:t>
       </w:r>
     </w:p>
     <w:p>
@@ -4740,393 +4957,458 @@
           <m:jc m:val="center"/>
         </m:oMathParaPr>
         <m:oMath>
-          <m:r>
-            <m:rPr>
-              <m:sty m:val="p"/>
-            </m:rPr>
-            <m:t>ln</m:t>
-          </m:r>
-          <m:sSub>
-            <m:e>
-              <m:r>
-                <m:rPr>
-                  <m:sty m:val="p"/>
-                </m:rPr>
-                <m:t>V</m:t>
-              </m:r>
-              <m:r>
-                <m:rPr>
-                  <m:sty m:val="p"/>
-                </m:rPr>
-                <m:t>A</m:t>
-              </m:r>
-              <m:r>
-                <m:rPr>
-                  <m:sty m:val="p"/>
-                </m:rPr>
-                <m:t>L</m:t>
-              </m:r>
-            </m:e>
-            <m:sub>
-              <m:r>
-                <m:t>i</m:t>
-              </m:r>
-              <m:r>
-                <m:t>d</m:t>
-              </m:r>
-            </m:sub>
-          </m:sSub>
-          <m:r>
-            <m:rPr>
-              <m:sty m:val="p"/>
-            </m:rPr>
-            <m:t>=</m:t>
-          </m:r>
-          <m:sSub>
-            <m:e>
-              <m:r>
-                <m:t>α</m:t>
-              </m:r>
-            </m:e>
-            <m:sub>
-              <m:r>
-                <m:t>i</m:t>
-              </m:r>
-            </m:sub>
-          </m:sSub>
-          <m:r>
-            <m:rPr>
-              <m:sty m:val="p"/>
-            </m:rPr>
-            <m:t>+</m:t>
-          </m:r>
-          <m:sSub>
-            <m:e>
-              <m:r>
-                <m:t>λ</m:t>
-              </m:r>
-            </m:e>
-            <m:sub>
-              <m:r>
-                <m:t>d</m:t>
-              </m:r>
-            </m:sub>
-          </m:sSub>
-          <m:r>
-            <m:rPr>
-              <m:sty m:val="p"/>
-            </m:rPr>
-            <m:t>+</m:t>
-          </m:r>
-          <m:sSub>
-            <m:e>
-              <m:r>
-                <m:t>θ</m:t>
-              </m:r>
-            </m:e>
-            <m:sub>
-              <m:r>
-                <m:t>1</m:t>
-              </m:r>
-            </m:sub>
-          </m:sSub>
-          <m:d>
-            <m:dPr>
-              <m:begChr m:val="("/>
-              <m:endChr m:val=")"/>
-              <m:sepChr m:val=""/>
-              <m:grow/>
-            </m:dPr>
-            <m:e>
-              <m:sSub>
-                <m:e>
-                  <m:r>
-                    <m:rPr>
-                      <m:sty m:val="p"/>
-                    </m:rPr>
-                    <m:t>C</m:t>
-                  </m:r>
-                  <m:r>
-                    <m:rPr>
-                      <m:sty m:val="p"/>
-                    </m:rPr>
-                    <m:t>o</m:t>
-                  </m:r>
-                  <m:r>
-                    <m:rPr>
-                      <m:sty m:val="p"/>
-                    </m:rPr>
-                    <m:t>n</m:t>
-                  </m:r>
-                  <m:r>
-                    <m:rPr>
-                      <m:sty m:val="p"/>
-                    </m:rPr>
-                    <m:t>s</m:t>
-                  </m:r>
-                  <m:r>
-                    <m:rPr>
-                      <m:sty m:val="p"/>
-                    </m:rPr>
-                    <m:t>t</m:t>
-                  </m:r>
-                  <m:r>
-                    <m:rPr>
-                      <m:sty m:val="p"/>
-                    </m:rPr>
-                    <m:t>i</m:t>
-                  </m:r>
-                  <m:r>
-                    <m:rPr>
-                      <m:sty m:val="p"/>
-                    </m:rPr>
-                    <m:t>t</m:t>
-                  </m:r>
-                  <m:r>
-                    <m:rPr>
-                      <m:sty m:val="p"/>
-                    </m:rPr>
-                    <m:t>u</m:t>
-                  </m:r>
-                  <m:r>
-                    <m:rPr>
-                      <m:sty m:val="p"/>
-                    </m:rPr>
-                    <m:t>e</m:t>
-                  </m:r>
-                  <m:r>
-                    <m:rPr>
-                      <m:sty m:val="p"/>
-                    </m:rPr>
-                    <m:t>n</m:t>
-                  </m:r>
-                  <m:r>
-                    <m:rPr>
-                      <m:sty m:val="p"/>
-                    </m:rPr>
-                    <m:t>t</m:t>
-                  </m:r>
-                </m:e>
-                <m:sub>
-                  <m:r>
-                    <m:t>i</m:t>
-                  </m:r>
-                </m:sub>
-              </m:sSub>
-              <m:r>
-                <m:rPr>
-                  <m:sty m:val="p"/>
-                </m:rPr>
-                <m:t>×</m:t>
-              </m:r>
-              <m:sSub>
-                <m:e>
-                  <m:r>
-                    <m:rPr>
-                      <m:sty m:val="p"/>
-                    </m:rPr>
-                    <m:t>R</m:t>
-                  </m:r>
-                  <m:r>
-                    <m:rPr>
-                      <m:sty m:val="p"/>
-                    </m:rPr>
-                    <m:t>e</m:t>
-                  </m:r>
-                  <m:r>
-                    <m:rPr>
-                      <m:sty m:val="p"/>
-                    </m:rPr>
-                    <m:t>b</m:t>
-                  </m:r>
-                </m:e>
-                <m:sub>
-                  <m:r>
-                    <m:t>d</m:t>
-                  </m:r>
-                </m:sub>
-              </m:sSub>
-            </m:e>
-          </m:d>
-          <m:r>
-            <m:rPr>
-              <m:sty m:val="p"/>
-            </m:rPr>
-            <m:t>+</m:t>
-          </m:r>
-          <m:sSub>
-            <m:e>
-              <m:r>
-                <m:t>θ</m:t>
-              </m:r>
-            </m:e>
-            <m:sub>
-              <m:r>
-                <m:t>2</m:t>
-              </m:r>
-            </m:sub>
-          </m:sSub>
-          <m:d>
-            <m:dPr>
-              <m:begChr m:val="("/>
-              <m:endChr m:val=")"/>
-              <m:sepChr m:val=""/>
-              <m:grow/>
-            </m:dPr>
-            <m:e>
-              <m:sSub>
-                <m:e>
-                  <m:r>
-                    <m:rPr>
-                      <m:sty m:val="p"/>
-                    </m:rPr>
-                    <m:t>C</m:t>
-                  </m:r>
-                  <m:r>
-                    <m:rPr>
-                      <m:sty m:val="p"/>
-                    </m:rPr>
-                    <m:t>o</m:t>
-                  </m:r>
-                  <m:r>
-                    <m:rPr>
-                      <m:sty m:val="p"/>
-                    </m:rPr>
-                    <m:t>n</m:t>
-                  </m:r>
-                  <m:r>
-                    <m:rPr>
-                      <m:sty m:val="p"/>
-                    </m:rPr>
-                    <m:t>s</m:t>
-                  </m:r>
-                  <m:r>
-                    <m:rPr>
-                      <m:sty m:val="p"/>
-                    </m:rPr>
-                    <m:t>t</m:t>
-                  </m:r>
-                  <m:r>
-                    <m:rPr>
-                      <m:sty m:val="p"/>
-                    </m:rPr>
-                    <m:t>i</m:t>
-                  </m:r>
-                  <m:r>
-                    <m:rPr>
-                      <m:sty m:val="p"/>
-                    </m:rPr>
-                    <m:t>t</m:t>
-                  </m:r>
-                  <m:r>
-                    <m:rPr>
-                      <m:sty m:val="p"/>
-                    </m:rPr>
-                    <m:t>u</m:t>
-                  </m:r>
-                  <m:r>
-                    <m:rPr>
-                      <m:sty m:val="p"/>
-                    </m:rPr>
-                    <m:t>e</m:t>
-                  </m:r>
-                  <m:r>
-                    <m:rPr>
-                      <m:sty m:val="p"/>
-                    </m:rPr>
-                    <m:t>n</m:t>
-                  </m:r>
-                  <m:r>
-                    <m:rPr>
-                      <m:sty m:val="p"/>
-                    </m:rPr>
-                    <m:t>t</m:t>
-                  </m:r>
-                </m:e>
-                <m:sub>
-                  <m:r>
-                    <m:t>i</m:t>
-                  </m:r>
-                </m:sub>
-              </m:sSub>
-              <m:r>
-                <m:rPr>
-                  <m:sty m:val="p"/>
-                </m:rPr>
-                <m:t>×</m:t>
-              </m:r>
-              <m:sSub>
-                <m:e>
-                  <m:r>
-                    <m:rPr>
-                      <m:sty m:val="p"/>
-                    </m:rPr>
-                    <m:t>E</m:t>
-                  </m:r>
-                  <m:r>
-                    <m:rPr>
-                      <m:sty m:val="p"/>
-                    </m:rPr>
-                    <m:t>f</m:t>
-                  </m:r>
-                  <m:r>
-                    <m:rPr>
-                      <m:sty m:val="p"/>
-                    </m:rPr>
-                    <m:t>f</m:t>
-                  </m:r>
-                </m:e>
-                <m:sub>
-                  <m:r>
-                    <m:t>d</m:t>
-                  </m:r>
-                </m:sub>
-              </m:sSub>
-            </m:e>
-          </m:d>
-          <m:r>
-            <m:rPr>
-              <m:sty m:val="p"/>
-            </m:rPr>
-            <m:t>+</m:t>
-          </m:r>
-          <m:sSub>
-            <m:e>
-              <m:r>
-                <m:t>u</m:t>
-              </m:r>
-            </m:e>
-            <m:sub>
-              <m:r>
-                <m:t>i</m:t>
-              </m:r>
-              <m:r>
-                <m:t>d</m:t>
-              </m:r>
-            </m:sub>
-          </m:sSub>
-          <m:r>
-            <m:rPr>
-              <m:sty m:val="p"/>
-            </m:rPr>
-            <m:t>,</m:t>
-          </m:r>
-          <m:r>
-            <m:t>  </m:t>
-          </m:r>
-          <m:d>
-            <m:dPr>
-              <m:begChr m:val="("/>
-              <m:endChr m:val=")"/>
-              <m:sepChr m:val=""/>
-              <m:grow/>
-            </m:dPr>
-            <m:e>
-              <m:r>
-                <m:t>9</m:t>
-              </m:r>
-            </m:e>
-          </m:d>
+          <m:m>
+            <m:mPr>
+              <m:baseJc m:val="center"/>
+              <m:plcHide m:val="on"/>
+              <m:mcs>
+                <m:mc>
+                  <m:mcPr>
+                    <m:mcJc m:val="right"/>
+                    <m:count m:val="1"/>
+                  </m:mcPr>
+                </m:mc>
+                <m:mc>
+                  <m:mcPr>
+                    <m:mcJc m:val="left"/>
+                    <m:count m:val="1"/>
+                  </m:mcPr>
+                </m:mc>
+              </m:mcs>
+            </m:mPr>
+            <m:mr>
+              <m:e>
+                <m:r>
+                  <m:rPr>
+                    <m:sty m:val="p"/>
+                  </m:rPr>
+                  <m:t>ln</m:t>
+                </m:r>
+                <m:d>
+                  <m:dPr>
+                    <m:begChr m:val="("/>
+                    <m:endChr m:val=")"/>
+                    <m:sepChr m:val=""/>
+                    <m:grow/>
+                  </m:dPr>
+                  <m:e>
+                    <m:sSub>
+                      <m:e>
+                        <m:r>
+                          <m:rPr>
+                            <m:sty m:val="p"/>
+                          </m:rPr>
+                          <m:t>V</m:t>
+                        </m:r>
+                        <m:r>
+                          <m:rPr>
+                            <m:sty m:val="p"/>
+                          </m:rPr>
+                          <m:t>A</m:t>
+                        </m:r>
+                        <m:r>
+                          <m:rPr>
+                            <m:sty m:val="p"/>
+                          </m:rPr>
+                          <m:t>L</m:t>
+                        </m:r>
+                      </m:e>
+                      <m:sub>
+                        <m:r>
+                          <m:t>i</m:t>
+                        </m:r>
+                        <m:r>
+                          <m:t>t</m:t>
+                        </m:r>
+                      </m:sub>
+                    </m:sSub>
+                    <m:r>
+                      <m:rPr>
+                        <m:sty m:val="p"/>
+                      </m:rPr>
+                      <m:t>+</m:t>
+                    </m:r>
+                    <m:sSup>
+                      <m:e>
+                        <m:r>
+                          <m:t>10</m:t>
+                        </m:r>
+                      </m:e>
+                      <m:sup>
+                        <m:r>
+                          <m:rPr>
+                            <m:sty m:val="p"/>
+                          </m:rPr>
+                          <m:t>−</m:t>
+                        </m:r>
+                        <m:r>
+                          <m:t>6</m:t>
+                        </m:r>
+                      </m:sup>
+                    </m:sSup>
+                  </m:e>
+                </m:d>
+                <m:r>
+                  <m:rPr>
+                    <m:sty m:val="p"/>
+                  </m:rPr>
+                  <m:t>=</m:t>
+                </m:r>
+                <m:sSub>
+                  <m:e>
+                    <m:r>
+                      <m:t>α</m:t>
+                    </m:r>
+                  </m:e>
+                  <m:sub>
+                    <m:r>
+                      <m:t>i</m:t>
+                    </m:r>
+                  </m:sub>
+                </m:sSub>
+                <m:r>
+                  <m:rPr>
+                    <m:sty m:val="p"/>
+                  </m:rPr>
+                  <m:t>+</m:t>
+                </m:r>
+                <m:sSub>
+                  <m:e>
+                    <m:r>
+                      <m:t>λ</m:t>
+                    </m:r>
+                  </m:e>
+                  <m:sub>
+                    <m:r>
+                      <m:t>t</m:t>
+                    </m:r>
+                  </m:sub>
+                </m:sSub>
+              </m:e>
+              <m:e>
+                <m:r>
+                  <m:rPr>
+                    <m:sty m:val="p"/>
+                  </m:rPr>
+                  <m:t>+</m:t>
+                </m:r>
+                <m:sSub>
+                  <m:e>
+                    <m:r>
+                      <m:t>θ</m:t>
+                    </m:r>
+                  </m:e>
+                  <m:sub>
+                    <m:r>
+                      <m:t>1</m:t>
+                    </m:r>
+                  </m:sub>
+                </m:sSub>
+                <m:d>
+                  <m:dPr>
+                    <m:begChr m:val="("/>
+                    <m:endChr m:val=")"/>
+                    <m:sepChr m:val=""/>
+                    <m:grow/>
+                  </m:dPr>
+                  <m:e>
+                    <m:sSub>
+                      <m:e>
+                        <m:r>
+                          <m:rPr>
+                            <m:sty m:val="p"/>
+                          </m:rPr>
+                          <m:t>C</m:t>
+                        </m:r>
+                        <m:r>
+                          <m:rPr>
+                            <m:sty m:val="p"/>
+                          </m:rPr>
+                          <m:t>o</m:t>
+                        </m:r>
+                        <m:r>
+                          <m:rPr>
+                            <m:sty m:val="p"/>
+                          </m:rPr>
+                          <m:t>n</m:t>
+                        </m:r>
+                        <m:r>
+                          <m:rPr>
+                            <m:sty m:val="p"/>
+                          </m:rPr>
+                          <m:t>s</m:t>
+                        </m:r>
+                        <m:r>
+                          <m:rPr>
+                            <m:sty m:val="p"/>
+                          </m:rPr>
+                          <m:t>t</m:t>
+                        </m:r>
+                        <m:r>
+                          <m:rPr>
+                            <m:sty m:val="p"/>
+                          </m:rPr>
+                          <m:t>i</m:t>
+                        </m:r>
+                        <m:r>
+                          <m:rPr>
+                            <m:sty m:val="p"/>
+                          </m:rPr>
+                          <m:t>t</m:t>
+                        </m:r>
+                        <m:r>
+                          <m:rPr>
+                            <m:sty m:val="p"/>
+                          </m:rPr>
+                          <m:t>u</m:t>
+                        </m:r>
+                        <m:r>
+                          <m:rPr>
+                            <m:sty m:val="p"/>
+                          </m:rPr>
+                          <m:t>e</m:t>
+                        </m:r>
+                        <m:r>
+                          <m:rPr>
+                            <m:sty m:val="p"/>
+                          </m:rPr>
+                          <m:t>n</m:t>
+                        </m:r>
+                        <m:r>
+                          <m:rPr>
+                            <m:sty m:val="p"/>
+                          </m:rPr>
+                          <m:t>t</m:t>
+                        </m:r>
+                      </m:e>
+                      <m:sub>
+                        <m:r>
+                          <m:t>i</m:t>
+                        </m:r>
+                      </m:sub>
+                    </m:sSub>
+                    <m:r>
+                      <m:rPr>
+                        <m:sty m:val="p"/>
+                      </m:rPr>
+                      <m:t>×</m:t>
+                    </m:r>
+                    <m:sSub>
+                      <m:e>
+                        <m:r>
+                          <m:rPr>
+                            <m:sty m:val="p"/>
+                          </m:rPr>
+                          <m:t>R</m:t>
+                        </m:r>
+                        <m:r>
+                          <m:rPr>
+                            <m:sty m:val="p"/>
+                          </m:rPr>
+                          <m:t>e</m:t>
+                        </m:r>
+                        <m:r>
+                          <m:rPr>
+                            <m:sty m:val="p"/>
+                          </m:rPr>
+                          <m:t>b</m:t>
+                        </m:r>
+                      </m:e>
+                      <m:sub>
+                        <m:r>
+                          <m:t>t</m:t>
+                        </m:r>
+                      </m:sub>
+                    </m:sSub>
+                  </m:e>
+                </m:d>
+              </m:e>
+            </m:mr>
+            <m:mr>
+              <m:e/>
+              <m:e>
+                <m:r>
+                  <m:rPr>
+                    <m:sty m:val="p"/>
+                  </m:rPr>
+                  <m:t>+</m:t>
+                </m:r>
+                <m:sSub>
+                  <m:e>
+                    <m:r>
+                      <m:t>θ</m:t>
+                    </m:r>
+                  </m:e>
+                  <m:sub>
+                    <m:r>
+                      <m:t>2</m:t>
+                    </m:r>
+                  </m:sub>
+                </m:sSub>
+                <m:d>
+                  <m:dPr>
+                    <m:begChr m:val="("/>
+                    <m:endChr m:val=")"/>
+                    <m:sepChr m:val=""/>
+                    <m:grow/>
+                  </m:dPr>
+                  <m:e>
+                    <m:sSub>
+                      <m:e>
+                        <m:r>
+                          <m:rPr>
+                            <m:sty m:val="p"/>
+                          </m:rPr>
+                          <m:t>C</m:t>
+                        </m:r>
+                        <m:r>
+                          <m:rPr>
+                            <m:sty m:val="p"/>
+                          </m:rPr>
+                          <m:t>o</m:t>
+                        </m:r>
+                        <m:r>
+                          <m:rPr>
+                            <m:sty m:val="p"/>
+                          </m:rPr>
+                          <m:t>n</m:t>
+                        </m:r>
+                        <m:r>
+                          <m:rPr>
+                            <m:sty m:val="p"/>
+                          </m:rPr>
+                          <m:t>s</m:t>
+                        </m:r>
+                        <m:r>
+                          <m:rPr>
+                            <m:sty m:val="p"/>
+                          </m:rPr>
+                          <m:t>t</m:t>
+                        </m:r>
+                        <m:r>
+                          <m:rPr>
+                            <m:sty m:val="p"/>
+                          </m:rPr>
+                          <m:t>i</m:t>
+                        </m:r>
+                        <m:r>
+                          <m:rPr>
+                            <m:sty m:val="p"/>
+                          </m:rPr>
+                          <m:t>t</m:t>
+                        </m:r>
+                        <m:r>
+                          <m:rPr>
+                            <m:sty m:val="p"/>
+                          </m:rPr>
+                          <m:t>u</m:t>
+                        </m:r>
+                        <m:r>
+                          <m:rPr>
+                            <m:sty m:val="p"/>
+                          </m:rPr>
+                          <m:t>e</m:t>
+                        </m:r>
+                        <m:r>
+                          <m:rPr>
+                            <m:sty m:val="p"/>
+                          </m:rPr>
+                          <m:t>n</m:t>
+                        </m:r>
+                        <m:r>
+                          <m:rPr>
+                            <m:sty m:val="p"/>
+                          </m:rPr>
+                          <m:t>t</m:t>
+                        </m:r>
+                      </m:e>
+                      <m:sub>
+                        <m:r>
+                          <m:t>i</m:t>
+                        </m:r>
+                      </m:sub>
+                    </m:sSub>
+                    <m:r>
+                      <m:rPr>
+                        <m:sty m:val="p"/>
+                      </m:rPr>
+                      <m:t>×</m:t>
+                    </m:r>
+                    <m:sSub>
+                      <m:e>
+                        <m:r>
+                          <m:rPr>
+                            <m:sty m:val="p"/>
+                          </m:rPr>
+                          <m:t>E</m:t>
+                        </m:r>
+                        <m:r>
+                          <m:rPr>
+                            <m:sty m:val="p"/>
+                          </m:rPr>
+                          <m:t>f</m:t>
+                        </m:r>
+                        <m:r>
+                          <m:rPr>
+                            <m:sty m:val="p"/>
+                          </m:rPr>
+                          <m:t>f</m:t>
+                        </m:r>
+                      </m:e>
+                      <m:sub>
+                        <m:r>
+                          <m:t>t</m:t>
+                        </m:r>
+                      </m:sub>
+                    </m:sSub>
+                  </m:e>
+                </m:d>
+                <m:r>
+                  <m:rPr>
+                    <m:sty m:val="p"/>
+                  </m:rPr>
+                  <m:t>+</m:t>
+                </m:r>
+                <m:sSub>
+                  <m:e>
+                    <m:r>
+                      <m:t>u</m:t>
+                    </m:r>
+                  </m:e>
+                  <m:sub>
+                    <m:r>
+                      <m:t>i</m:t>
+                    </m:r>
+                    <m:r>
+                      <m:t>t</m:t>
+                    </m:r>
+                  </m:sub>
+                </m:sSub>
+                <m:r>
+                  <m:rPr>
+                    <m:sty m:val="p"/>
+                  </m:rPr>
+                  <m:t>,</m:t>
+                </m:r>
+                <m:r>
+                  <m:t>  </m:t>
+                </m:r>
+                <m:d>
+                  <m:dPr>
+                    <m:begChr m:val="("/>
+                    <m:endChr m:val=")"/>
+                    <m:sepChr m:val=""/>
+                    <m:grow/>
+                  </m:dPr>
+                  <m:e>
+                    <m:r>
+                      <m:t>9</m:t>
+                    </m:r>
+                  </m:e>
+                </m:d>
+              </m:e>
+            </m:mr>
+          </m:m>
         </m:oMath>
       </m:oMathPara>
     </w:p>
@@ -5136,20 +5418,6 @@
       </w:pPr>
       <w:r>
         <w:t xml:space="preserve">where</w:t>
-      </w:r>
-      <w:r>
-        <w:t xml:space="preserve"> </w:t>
-      </w:r>
-      <m:oMath>
-        <m:r>
-          <m:t>d</m:t>
-        </m:r>
-      </m:oMath>
-      <w:r>
-        <w:t xml:space="preserve"> </w:t>
-      </w:r>
-      <w:r>
-        <w:t xml:space="preserve">indexes sessions,</w:t>
       </w:r>
       <w:r>
         <w:t xml:space="preserve"> </w:t>
@@ -5163,7 +5431,7 @@
           </m:e>
           <m:sub>
             <m:r>
-              <m:t>d</m:t>
+              <m:t>t</m:t>
             </m:r>
           </m:sub>
         </m:sSub>
@@ -5172,7 +5440,7 @@
         <w:t xml:space="preserve"> </w:t>
       </w:r>
       <w:r>
-        <w:t xml:space="preserve">are date fixed effects, and</w:t>
+        <w:t xml:space="preserve">are date fixed effects,</w:t>
       </w:r>
       <w:r>
         <w:t xml:space="preserve"> </w:t>
@@ -5201,7 +5469,7 @@
           </m:e>
           <m:sub>
             <m:r>
-              <m:t>d</m:t>
+              <m:t>t</m:t>
             </m:r>
           </m:sub>
         </m:sSub>
@@ -5239,7 +5507,7 @@
           </m:e>
           <m:sub>
             <m:r>
-              <m:t>d</m:t>
+              <m:t>t</m:t>
             </m:r>
           </m:sub>
         </m:sSub>
@@ -5248,7 +5516,7 @@
         <w:t xml:space="preserve"> </w:t>
       </w:r>
       <w:r>
-        <w:t xml:space="preserve">indicate 18 September (the rebalancing session) and 21 September (the effective date). The coefficients</w:t>
+        <w:t xml:space="preserve">indicate 18 September (the rebalancing session) and 21 September (the effective date), and</w:t>
       </w:r>
       <w:r>
         <w:t xml:space="preserve"> </w:t>
@@ -5257,12 +5525,15 @@
         <m:sSub>
           <m:e>
             <m:r>
-              <m:t>θ</m:t>
+              <m:t>u</m:t>
             </m:r>
           </m:e>
           <m:sub>
             <m:r>
-              <m:t>1</m:t>
+              <m:t>i</m:t>
+            </m:r>
+            <m:r>
+              <m:t>t</m:t>
             </m:r>
           </m:sub>
         </m:sSub>
@@ -5271,7 +5542,7 @@
         <w:t xml:space="preserve"> </w:t>
       </w:r>
       <w:r>
-        <w:t xml:space="preserve">and</w:t>
+        <w:t xml:space="preserve">is the error term. The coefficients</w:t>
       </w:r>
       <w:r>
         <w:t xml:space="preserve"> </w:t>
@@ -5285,7 +5556,7 @@
           </m:e>
           <m:sub>
             <m:r>
-              <m:t>2</m:t>
+              <m:t>1</m:t>
             </m:r>
           </m:sub>
         </m:sSub>
@@ -5294,25 +5565,7 @@
         <w:t xml:space="preserve"> </w:t>
       </w:r>
       <w:r>
-        <w:t xml:space="preserve">measure the surge on those sessions relative to the other sessions in the window. We also compute abnormal log trading value on 18 September as the log trading value of each stock minus its mean from 60 to 6 calendar days before the constituent list.</w:t>
-      </w:r>
-    </w:p>
-    <w:bookmarkEnd w:id="29"/>
-    <w:bookmarkStart w:id="30" w:name="identification-assumptions"/>
-    <w:p>
-      <w:pPr>
-        <w:pStyle w:val="Heading3"/>
-      </w:pPr>
-      <w:r>
-        <w:t xml:space="preserve">3.4 Identification assumptions</w:t>
-      </w:r>
-    </w:p>
-    <w:p>
-      <w:pPr>
-        <w:pStyle w:val="FirstParagraph"/>
-      </w:pPr>
-      <w:r>
-        <w:t xml:space="preserve">The coefficients</w:t>
+        <w:t xml:space="preserve">and</w:t>
       </w:r>
       <w:r>
         <w:t xml:space="preserve"> </w:t>
@@ -5321,12 +5574,12 @@
         <m:sSub>
           <m:e>
             <m:r>
-              <m:t>β</m:t>
+              <m:t>θ</m:t>
             </m:r>
           </m:e>
           <m:sub>
             <m:r>
-              <m:t>k</m:t>
+              <m:t>2</m:t>
             </m:r>
           </m:sub>
         </m:sSub>
@@ -5335,6 +5588,47 @@
         <w:t xml:space="preserve"> </w:t>
       </w:r>
       <w:r>
+        <w:t xml:space="preserve">measure the surge on those sessions relative to the other sessions in the window. We also compute abnormal log trading value on 18 September as the log trading value of each stock minus its mean from 60 to 6 calendar days before the constituent list.</w:t>
+      </w:r>
+    </w:p>
+    <w:bookmarkEnd w:id="29"/>
+    <w:bookmarkStart w:id="30" w:name="identification-assumptions"/>
+    <w:p>
+      <w:pPr>
+        <w:pStyle w:val="Heading3"/>
+      </w:pPr>
+      <w:r>
+        <w:t xml:space="preserve">3.4 Identification assumptions</w:t>
+      </w:r>
+    </w:p>
+    <w:p>
+      <w:pPr>
+        <w:pStyle w:val="FirstParagraph"/>
+      </w:pPr>
+      <w:r>
+        <w:t xml:space="preserve">The coefficients</w:t>
+      </w:r>
+      <w:r>
+        <w:t xml:space="preserve"> </w:t>
+      </w:r>
+      <m:oMath>
+        <m:sSub>
+          <m:e>
+            <m:r>
+              <m:t>β</m:t>
+            </m:r>
+          </m:e>
+          <m:sub>
+            <m:r>
+              <m:t>k</m:t>
+            </m:r>
+          </m:sub>
+        </m:sSub>
+      </m:oMath>
+      <w:r>
+        <w:t xml:space="preserve"> </w:t>
+      </w:r>
+      <w:r>
         <w:t xml:space="preserve">identify the effect of the upgrade on constituents under four assumptions.</w:t>
       </w:r>
     </w:p>
@@ -5343,7 +5637,7 @@
         <w:pStyle w:val="BodyText"/>
       </w:pPr>
       <w:r>
-        <w:t xml:space="preserve">First, parallel trends: without the upgrade, constituents and never-named stocks would have followed the same liquidity path; Eq. (8) tests this before the announcement, and the matched, size-by-week and trend specifications relax it. Second, no anticipation before 7 October 2025: after seven years on the watch list (FTSE Russell, 2018; LSEG, 2025), investors could have bought likely constituents early, which would bias the estimates toward zero. Third, no spillovers: if investors sold never-named stocks to buy constituents, comparison-group liquidity would fall because of the treatment, and excluding named-but-excluded stocks removes the most likely channel, trading in near-substitutes. Fourth, no selection on post-treatment outcomes: this fails for the final constituents, which FTSE selected on data as of 30 June 2026, whereas the ITT group, screened on 2024 data, avoids it and measures the average effect on likely constituents, including the 12 listed stocks FTSE did not include.</w:t>
+        <w:t xml:space="preserve">First, parallel trends: without the upgrade, constituents and never-named stocks would have followed the same liquidity path. Eq. (8) tests this before the announcement, and the matched, size-by-week and trend specifications relax it. Second, no anticipation before 7 October 2025: after seven years on the watch list (FTSE Russell, 2018; LSEG, 2025), investors could have bought likely constituents early, which would bias the estimates toward zero. Third, no spillovers: if investors sold never-named stocks to buy constituents, comparison-group liquidity would fall because of the treatment. Excluding named-but-excluded stocks removes the most likely channel, trading in near-substitutes. Fourth, no selection on post-treatment outcomes: this fails for the final constituents, which FTSE selected on data as of 30 June 2026. The ITT group, screened on 2024 data, avoids it and measures the average effect on likely constituents, including the 12 stocks on the preliminary list that FTSE did not include.</w:t>
       </w:r>
     </w:p>
     <w:bookmarkEnd w:id="30"/>
@@ -5371,7 +5665,7 @@
         <w:pStyle w:val="FirstParagraph"/>
       </w:pPr>
       <w:r>
-        <w:t xml:space="preserve">Table 2 reports Eq. (7). The Amihud illiquidity of constituents fell relative to never-named stocks by 0.39, 0.89 and 1.13 log points across the three windows (column 1), declines of 32%, 59% and 68%, all significant at 0.1%. The weighted matched sample yields smaller declines of 0.23 (not significant), 0.47 and 0.69 log points (column 3). With the drift term (−0.012 log points per week,</w:t>
+        <w:t xml:space="preserve">In Table 2 (Eq. 7), the Amihud illiquidity of constituents fell relative to never-named stocks by 0.39, 0.89 and 1.13 log points across the three windows (column 1), declines of 32%, 59% and 68%, all significant at 0.1%. The weighted matched sample yields smaller declines of 0.23 (not significant), 0.47 and 0.69 log points (column 3). With the drift term (−0.012 log points per week,</w:t>
       </w:r>
       <w:r>
         <w:t xml:space="preserve"> </w:t>
@@ -5419,7 +5713,7 @@
         <w:t xml:space="preserve"> </w:t>
       </w:r>
       <w:r>
-        <w:t xml:space="preserve">= 0.40). H2 therefore holds for the confirmation, after which liquidity improved gradually. The gain resembles the sustained liquidity increase that Hegde and McDermott (2003) document after S&amp;P 500 additions, but most of it appeared at the announcement and the confirmation, months before index funds traded.</w:t>
+        <w:t xml:space="preserve">= 0.40). H2 therefore holds for the confirmation, after which liquidity improved gradually. The gain resembles the sustained liquidity increase that Hegde and McDermott (2003) document after S&amp;P 500 additions, but most of it appeared at the announcement and the confirmation, months before the 18 September rebalancing.</w:t>
       </w:r>
     </w:p>
     <w:p>
@@ -5431,7 +5725,7 @@
           <w:bCs/>
           <w:b/>
         </w:rPr>
-        <w:t xml:space="preserve">Table 2. Liquidity of constituents relative to never-named stocks, by disclosure window</w:t>
+        <w:t xml:space="preserve">Table 2. Constituent liquidity relative to never-named stocks, by disclosure window</w:t>
       </w:r>
     </w:p>
     <w:tbl>
@@ -5774,7 +6068,7 @@
         <w:t xml:space="preserve">Notes</w:t>
       </w:r>
       <w:r>
-        <w:t xml:space="preserve">: Eq. (7), outcomes in logs, stock and week fixed effects; columns 3 and 4 weight the 24 matched controls by their matching weights. Standard errors clustered by stock in parentheses; *, **, *** denote significance at 5%, 1% and 0.1%. Source: Authors’ calculations from daily HOSE trading data (VCI, via vnstock).</w:t>
+        <w:t xml:space="preserve">: Eq. (7) with stock and week fixed effects, standard errors clustered by stock in parentheses and matching weights in columns 3–4; *, **, *** denote significance at 5%, 1% and 0.1%. Source: Authors’ calculations.</w:t>
       </w:r>
     </w:p>
     <w:p>
@@ -5782,7 +6076,7 @@
         <w:pStyle w:val="BodyText"/>
       </w:pPr>
       <w:r>
-        <w:t xml:space="preserve">Table 3 shows that the decline does not depend on FTSE’s later choice. The ITT group became less illiquid by 0.27, 0.55 and 0.81 log points (24%, 43% and 56%), all significant at 1% or better, and slightly more against never-named, never-included controls. These effects are 62% to 72% of the constituent effects, as expected when 12 of the 27 listed stocks were never included: listed stocks that later entered the index became less illiquid by 0.43, 0.87 and 1.12 log points, the others by 0.11, 0.25 and 0.53. The 27 predicted constituents, chosen on pre-period trading value alone, became less illiquid by 0.25, 0.59 and 0.74 log points. These estimates support H1.</w:t>
+        <w:t xml:space="preserve">Table 3 shows that the decline does not depend on FTSE’s later choice. The ITT group became less illiquid by 0.27, 0.55 and 0.81 log points (24%, 43% and 56%), all significant at 1% or better, and slightly more against never-named, never-included controls. These effects are 62% to 72% of the constituent effects, as expected when 12 of the 27 stocks on the preliminary list were never included: those that later entered the index became less illiquid by 0.43, 0.87 and 1.12 log points, the others by 0.11, 0.25 and 0.53. The 27 predicted constituents, chosen on pre-period trading value alone, became less illiquid by 0.25, 0.59 and 0.74 log points. These estimates support H1.</w:t>
       </w:r>
     </w:p>
     <w:p>
@@ -5805,12 +6099,11 @@
         <w:jc w:val="start"/>
       </w:tblPr>
       <w:tblGrid>
-        <w:gridCol w:w="1092"/>
-        <w:gridCol w:w="1365"/>
-        <w:gridCol w:w="1365"/>
-        <w:gridCol w:w="1365"/>
-        <w:gridCol w:w="1365"/>
-        <w:gridCol w:w="1365"/>
+        <w:gridCol w:w="1320"/>
+        <w:gridCol w:w="1650"/>
+        <w:gridCol w:w="1650"/>
+        <w:gridCol w:w="1650"/>
+        <w:gridCol w:w="1650"/>
       </w:tblGrid>
       <w:tr>
         <w:trPr>
@@ -5876,18 +6169,6 @@
             </w:r>
           </w:p>
         </w:tc>
-        <w:tc>
-          <w:tcPr/>
-          <w:p>
-            <w:pPr>
-              <w:pStyle w:val="Compact"/>
-              <w:jc w:val="center"/>
-            </w:pPr>
-            <w:r>
-              <w:t xml:space="preserve">Observations</w:t>
-            </w:r>
-          </w:p>
-        </w:tc>
       </w:tr>
       <w:tr>
         <w:tc>
@@ -5950,18 +6231,6 @@
             </w:r>
           </w:p>
         </w:tc>
-        <w:tc>
-          <w:tcPr/>
-          <w:p>
-            <w:pPr>
-              <w:pStyle w:val="Compact"/>
-              <w:jc w:val="center"/>
-            </w:pPr>
-            <w:r>
-              <w:t xml:space="preserve">35,752</w:t>
-            </w:r>
-          </w:p>
-        </w:tc>
       </w:tr>
       <w:tr>
         <w:tc>
@@ -6024,18 +6293,6 @@
             </w:r>
           </w:p>
         </w:tc>
-        <w:tc>
-          <w:tcPr/>
-          <w:p>
-            <w:pPr>
-              <w:pStyle w:val="Compact"/>
-              <w:jc w:val="center"/>
-            </w:pPr>
-            <w:r>
-              <w:t xml:space="preserve">34,666</w:t>
-            </w:r>
-          </w:p>
-        </w:tc>
       </w:tr>
       <w:tr>
         <w:tc>
@@ -6094,18 +6351,6 @@
             </w:pPr>
           </w:p>
         </w:tc>
-        <w:tc>
-          <w:tcPr/>
-          <w:p>
-            <w:pPr>
-              <w:pStyle w:val="Compact"/>
-              <w:jc w:val="center"/>
-            </w:pPr>
-            <w:r>
-              <w:t xml:space="preserve">34,666</w:t>
-            </w:r>
-          </w:p>
-        </w:tc>
       </w:tr>
       <w:tr>
         <w:tc>
@@ -6164,18 +6409,6 @@
             </w:pPr>
           </w:p>
         </w:tc>
-        <w:tc>
-          <w:tcPr/>
-          <w:p>
-            <w:pPr>
-              <w:pStyle w:val="Compact"/>
-              <w:jc w:val="center"/>
-            </w:pPr>
-            <w:r>
-              <w:t xml:space="preserve">34,666</w:t>
-            </w:r>
-          </w:p>
-        </w:tc>
       </w:tr>
       <w:tr>
         <w:tc>
@@ -6186,7 +6419,7 @@
               <w:jc w:val="left"/>
             </w:pPr>
             <w:r>
-              <w:t xml:space="preserve">Predicted (top 27 by trading value)</w:t>
+              <w:t xml:space="preserve">Predicted (top 27)</w:t>
             </w:r>
           </w:p>
         </w:tc>
@@ -6235,18 +6468,6 @@
             </w:pPr>
             <w:r>
               <w:t xml:space="preserve">0.607*** (0.144)</w:t>
-            </w:r>
-          </w:p>
-        </w:tc>
-        <w:tc>
-          <w:tcPr/>
-          <w:p>
-            <w:pPr>
-              <w:pStyle w:val="Compact"/>
-              <w:jc w:val="center"/>
-            </w:pPr>
-            <w:r>
-              <w:t xml:space="preserve">35,752</w:t>
             </w:r>
           </w:p>
         </w:tc>
@@ -6264,7 +6485,7 @@
         <w:t xml:space="preserve">Notes</w:t>
       </w:r>
       <w:r>
-        <w:t xml:space="preserve">: Log Amihud unless stated. The ITT group is FTSE’s preliminary list (27 HOSE stocks, data as of 31 December 2024); the split rows come from one regression with never-named, never-included controls. Fixed effects, clustering and significance marks as in Table 2. Source: Authors’ calculations from daily HOSE trading data (VCI, via vnstock).</w:t>
+        <w:t xml:space="preserve">: Log Amihud unless stated; the split rows come from one regression, and other details are as in Table 2. Source: Authors’ calculations.</w:t>
       </w:r>
     </w:p>
     <w:p>
@@ -6295,7 +6516,7 @@
         <w:t xml:space="preserve"> </w:t>
       </w:r>
       <w:r>
-        <w:t xml:space="preserve">of Eq. (8). Before the announcement, the constituent coefficients show no downward drift and are positive in several months, most clearly three and two months before it (0.33 and 0.23). Because these deviations are precisely estimated, the joint pre-trend test rejects in the full sample (</w:t>
+        <w:t xml:space="preserve">of Eq. (8). Before the announcement, the constituent coefficients show no downward drift and are positive in several months, largest three and two months before it (0.33 and 0.23). Because these deviations are precisely estimated, the joint pre-trend test rejects in the full sample (</w:t>
       </w:r>
       <w:r>
         <w:rPr>
@@ -6482,7 +6703,7 @@
         <w:t xml:space="preserve"> </w:t>
       </w:r>
       <w:r>
-        <w:t xml:space="preserve">of Eq. (8), with the same interactions for named-but-excluded stocks; comparison group never-named HOSE stocks; 95% confidence intervals from stock-clustered standard errors. Dashed lines mark the announcement, confirmation and constituent-list months. Source: Authors’ calculations from daily HOSE trading data (VCI, via vnstock).</w:t>
+        <w:t xml:space="preserve">of Eq. (8) with 95% confidence intervals (panel A: log Amihud; panel B: log trading value); dashed lines mark the announcement, confirmation and list months. Source: Authors’ calculations.</w:t>
       </w:r>
     </w:p>
     <w:p>
@@ -6677,7 +6898,10 @@
         </m:sSub>
       </m:oMath>
       <w:r>
-        <w:t xml:space="preserve">; comparison group never-named, never-included HOSE stocks; 95% confidence intervals from stock-clustered standard errors. Dashed lines mark the announcement, confirmation and constituent-list months. Source: Authors’ calculations from daily HOSE trading data (VCI, via vnstock).</w:t>
+        <w:t xml:space="preserve"> </w:t>
+      </w:r>
+      <w:r>
+        <w:t xml:space="preserve">and 95% confidence intervals; dashed lines as in Figure 1. Source: Authors’ calculations.</w:t>
       </w:r>
     </w:p>
     <w:p>
@@ -6766,7 +6990,7 @@
         <w:t xml:space="preserve"> </w:t>
       </w:r>
       <w:r>
-        <w:t xml:space="preserve">between 2.22 and 2.93); these are the only reliable disclosure-window CARs. The three-day announcement CAR is significant under one benchmark only, so the response built up over the week. Around the constituent list, the three-day CARs (1.5% to 2.7%) are never significant and the [−1,+5] CARs (2.0% to 4.4%) are significant under two benchmarks; around the effective date the three-day CAR (−0.5% to 0.9%) is never significant. Cross-sectional</w:t>
+        <w:t xml:space="preserve">between 2.22 and 2.93); these are the only reliable disclosure-window CARs. The three-day announcement CAR is significant under one benchmark only, so the response built up over the week. Around the constituent list, the three-day CARs (1.5% to 2.7%) are never significant and the [−1,+5] CARs (2.0% to 4.4%) are significant under two benchmarks. The data end two sessions after the effective date, so only its [−1,+1] window exists; that CAR (−0.5% to 0.9%) is never significant. Cross-sectional</w:t>
       </w:r>
       <w:r>
         <w:t xml:space="preserve"> </w:t>
@@ -6791,7 +7015,7 @@
           <w:bCs/>
           <w:b/>
         </w:rPr>
-        <w:t xml:space="preserve">Table 4. Cumulative abnormal returns around FTSE disclosures, by benchmark</w:t>
+        <w:t xml:space="preserve">Table 4. Cumulative abnormal returns around FTSE disclosures</w:t>
       </w:r>
     </w:p>
     <w:p>
@@ -8440,7 +8664,7 @@
         <w:t xml:space="preserve">Notes</w:t>
       </w:r>
       <w:r>
-        <w:t xml:space="preserve">: CAR from Eq. (6) with the portfolio</w:t>
+        <w:t xml:space="preserve">: CARs in percent from Eq. (6), for windows in trading days around each disclosure, with portfolio</w:t>
       </w:r>
       <w:r>
         <w:t xml:space="preserve"> </w:t>
@@ -8453,7 +8677,7 @@
         <w:t xml:space="preserve">t</w:t>
       </w:r>
       <w:r>
-        <w:t xml:space="preserve">-statistic in parentheses, for the four benchmarks of Eq. (5). Effective-date windows beyond +1 are not reported because the data end on 23 September 2026. Source: Authors’ calculations from daily HOSE trading data (VCI, via vnstock).</w:t>
+        <w:t xml:space="preserve">-statistics in parentheses and the benchmarks of Section 3.2. Source: Authors’ calculations.</w:t>
       </w:r>
     </w:p>
     <w:p>
@@ -8474,7 +8698,7 @@
         <w:t xml:space="preserve"> </w:t>
       </w:r>
       <w:r>
-        <w:t xml:space="preserve">between 1.94 and 3.03). The fading after the conditional announcement is consistent with temporary price pressure, as in the S&amp;P 500 additions of Harris and Gurel (1986), whose announcement gains of more than 3% were almost fully reversed after two weeks. The lasting gain after the confirmation, once the upgrade was certain and dated, is consistent with a shift in demand (Shleifer, 1986; Chen et al., 2004) and with the persistent gains of frontier-market index additions (Biktimirov &amp; Afego, 2026). Our data end too soon to test for the reversal within a year that Burnham et al. (2018) find at the country level.</w:t>
+        <w:t xml:space="preserve">between 1.94 and 3.03). The fading after the conditional announcement is consistent with temporary price pressure: in Harris and Gurel (1986), S&amp;P 500 additions gained more than 3% on the announcement, and the gain was almost fully reversed after two weeks. The lasting gain after the confirmation, once the upgrade was certain and dated, is consistent with a shift in demand (Shleifer, 1986; Chen et al., 2004) and with the persistent gains of frontier-market index additions (Biktimirov &amp; Afego, 2026). Our data end too soon to test for the reversal within a year that Burnham et al. (2018) find at the country level.</w:t>
       </w:r>
     </w:p>
     <w:p>
@@ -8482,7 +8706,7 @@
         <w:pStyle w:val="BodyText"/>
       </w:pPr>
       <w:r>
-        <w:t xml:space="preserve">Panel B separates likely constituents from the stocks FTSE passed over. The ITT group earned 3.5% to 7.5% in the announcement week, significant under three of four benchmarks (the matched benchmark gives</w:t>
+        <w:t xml:space="preserve">Panel B reports the ITT group, and we add the named-but-excluded stocks in the text. The ITT group earned 3.5% to 7.5% in the announcement week, significant under three of four benchmarks (the matched benchmark yields</w:t>
       </w:r>
       <w:r>
         <w:t xml:space="preserve"> </w:t>
@@ -8498,7 +8722,7 @@
         <w:t xml:space="preserve"> </w:t>
       </w:r>
       <w:r>
-        <w:t xml:space="preserve">= 1.91), and 1.3% to 3.1% over three days at the confirmation, significant except against matched controls. Named-but-excluded stocks gained 2.3% to 6.2% in the announcement week (significant under three of four benchmarks) and nothing at the confirmation (−1.4% to 0.4%, never significant; not tabulated). No list was public at the announcement, so their announcement-week gain suggests that investors responded to characteristics they could observe, such as size and liquidity; by the confirmation the preliminary list was public, and only stocks that went on to be included gained. These results support H3 for the announcement and the confirmation but not for the constituent list.</w:t>
+        <w:t xml:space="preserve">= 1.91), and 1.3% to 3.1% over three days at the confirmation, significant except against matched controls. Named-but-excluded stocks gained 2.3% to 6.2% in the announcement week (significant under three of four benchmarks) and nothing at the confirmation (−1.4% to 0.4%, never significant; not tabulated). No list was public at the announcement, so their announcement-week gain suggests that investors responded to characteristics they could observe, such as size and liquidity. By the confirmation the preliminary list was public, and only stocks that went on to be included gained. These results support H3 for the announcement and the confirmation but not for the constituent list.</w:t>
       </w:r>
     </w:p>
     <w:bookmarkEnd w:id="39"/>
@@ -8516,7 +8740,7 @@
         <w:pStyle w:val="FirstParagraph"/>
       </w:pPr>
       <w:r>
-        <w:t xml:space="preserve">Table 5 reports Eq. (9). On 18 September 2026, the last session before the upgrade took effect, the log trading value of constituents rose 0.79 above its level on other sessions in the window, relative to never-named stocks (standard error 0.12,</w:t>
+        <w:t xml:space="preserve">In Table 5 (Eq. 9), the log trading value of constituents on 18 September 2026, the last session before the upgrade took effect, rose 0.79 above its level on other sessions in the window, relative to never-named stocks (standard error 0.12,</w:t>
       </w:r>
       <w:r>
         <w:t xml:space="preserve"> </w:t>
@@ -8802,7 +9026,7 @@
         <w:t xml:space="preserve">Notes</w:t>
       </w:r>
       <w:r>
-        <w:t xml:space="preserve">: Eq. (9) over the sessions from 6 August to 23 September 2026, with stock and date fixed effects. Clustering and significance marks as in Table 2. Source: Authors’ calculations from daily HOSE trading data (VCI, via vnstock).</w:t>
+        <w:t xml:space="preserve">: Eq. (9) over 6 August to 23 September 2026; other details as in Table 2. Source: Authors’ calculations.</w:t>
       </w:r>
     </w:p>
     <w:p>
@@ -8810,7 +9034,7 @@
         <w:pStyle w:val="BodyText"/>
       </w:pPr>
       <w:r>
-        <w:t xml:space="preserve">The surge matches the trading that funds tracking FTSE benchmarks had to do: they bought the first tranche at the closing price of 18 September (FTSE Russell, 2026; VIR, 2026), and nothing obliged them to trade the stocks FTSE had passed over. Without data on who traded, we infer index demand from the timing and from the missing surge for named-but-excluded stocks, where a general rise in trading would have shown up. Prices did not respond: the three-day CAR around the effective date lies between −0.5% and 0.9% (Table 4), consistent with other investors having bought earlier and supplying the stocks at the close. Harris and Gurel (1986) find temporary price rises when index funds buy S&amp;P 500 additions, whereas the first-tranche purchase in Vietnam left no reliable price effect. The liquidity decline at the disclosures and the volume surge at the close are consistent with the two stages at which benchmark changes move fund allocations, announcement and implementation (Raddatz et al., 2017).</w:t>
+        <w:t xml:space="preserve">The surge matches the trading that funds tracking FTSE benchmarks had to do: they were to buy the first tranche at the closing price of 18 September (FTSE Russell, 2026; VIR, 2026), and nothing obliged them to trade the stocks FTSE had passed over. Without data on who traded, we infer index demand from the timing and from the missing surge for named-but-excluded stocks, where a general rise in trading would have shown up. Prices showed no reliable change: the three-day CAR around the effective date lies between −0.5% and 0.9% (Table 4), consistent with other investors having bought earlier and supplying the stocks at the close, and with the second half of H3. Harris and Gurel (1986), by contrast, find price rises immediately after S&amp;P 500 additions are announced, which they attribute to index-fund buying pressure. The illiquidity decline at the disclosures and the volume surge at the close are consistent with the two stages at which benchmark changes move fund allocations, announcement and implementation (Raddatz et al., 2017).</w:t>
       </w:r>
     </w:p>
     <w:bookmarkEnd w:id="40"/>
@@ -8828,7 +9052,7 @@
         <w:pStyle w:val="FirstParagraph"/>
       </w:pPr>
       <w:r>
-        <w:t xml:space="preserve">FTSE assigned the constituents to size segments on 21 August 2026: three large-capitalization stocks (VCB, VIC, VHM), three mid-capitalization stocks (BID, VPB, HPG) and 18 small-capitalization stocks in our sample (VIR, 2026). H4 predicts a larger rebalancing surge for large constituents, whose index weights are larger, and benchmark-driven foreign allocations (Raddatz et al., 2017) point the same way for the persistent effect.</w:t>
+        <w:t xml:space="preserve">FTSE assigned the constituents to size segments on 21 August 2026: three large-capitalization stocks (VCB, VIC, VHM), three mid-capitalization stocks (BID, VPB, HPG) and 18 small-capitalization stocks in our sample (VIR, 2026). H4 predicts a larger rebalancing surge for large constituents, whose index weights are larger, and benchmark-driven foreign allocations (Raddatz et al., 2017) suggest the same ordering for the persistent liquidity effect.</w:t>
       </w:r>
     </w:p>
     <w:p>
@@ -8836,7 +9060,7 @@
         <w:pStyle w:val="BodyText"/>
       </w:pPr>
       <w:r>
-        <w:t xml:space="preserve">Table 6 splits the constituent coefficients by segment. Illiquidity fell most for the three large stocks (−0.61, −1.35 and −2.20 log points), against −0.20, −0.63 and −0.82 for mid and −0.39, −0.85 and −1.00 for small stocks; the mid-small ordering does not follow size, and with three stocks in each upper segment we read these estimates as descriptive. The rebalancing surge rose monotonically with segment, with abnormal log trading value of 1.23, 0.98 and 0.65 for large, mid and small constituents, consistent with H4.</w:t>
+        <w:t xml:space="preserve">Table 6 splits the constituent coefficients by segment. Illiquidity fell most for the three large stocks (−0.61, −1.35 and −2.20 log points), against −0.20, −0.63 and −0.82 for mid and −0.39, −0.85 and −1.00 for small stocks. The mid-small ordering does not follow size, and with three stocks in each upper segment we read these estimates as descriptive. The rebalancing surge rose monotonically with segment (abnormal log trading value of 1.23, 0.98 and 0.65), consistent with H4, although the two upper segments contain three stocks each.</w:t>
       </w:r>
     </w:p>
     <w:p>
@@ -8876,7 +9100,7 @@
               <w:jc w:val="left"/>
             </w:pPr>
             <w:r>
-              <w:t xml:space="preserve">Outcome and window</w:t>
+              <w:t xml:space="preserve">Outcome, window</w:t>
             </w:r>
           </w:p>
         </w:tc>
@@ -9126,7 +9350,7 @@
               <w:jc w:val="left"/>
             </w:pPr>
             <w:r>
-              <w:t xml:space="preserve">Abnormal trading value, 18 Sep 2026</w:t>
+              <w:t xml:space="preserve">Abnormal trading value, 18 Sep</w:t>
             </w:r>
           </w:p>
         </w:tc>
@@ -9180,7 +9404,7 @@
         <w:t xml:space="preserve">Notes</w:t>
       </w:r>
       <w:r>
-        <w:t xml:space="preserve">: Eq. (7) with segment-by-window interactions (log outcomes); the last row gives the mean (standard error) of abnormal log trading value. Clustering and significance marks as in Table 2; marks are omitted for the three-stock segments. Source: Authors’ calculations from daily HOSE trading data (VCI, via vnstock).</w:t>
+        <w:t xml:space="preserve">: Eq. (7) with segment-by-window interactions; the last row reports the mean (standard error), and significance marks are omitted for the three-stock segments. Source: Authors’ calculations.</w:t>
       </w:r>
     </w:p>
     <w:bookmarkEnd w:id="41"/>
@@ -9198,7 +9422,7 @@
         <w:pStyle w:val="FirstParagraph"/>
       </w:pPr>
       <w:r>
-        <w:t xml:space="preserve">In Table 7, the weekly volatility of constituents rose by 0.34 and 0.21 log points in the announcement and confirmation windows (both significant at 0.1%) and by an insignificant 0.14 in the list window (column 1). Because the Amihud ratio divides absolute returns by traded value (Amihud, 2002), rising volatility pushes it up, so the measured decline in illiquidity understates the gain in trading capacity; controlling for volatility enlarges the Amihud coefficients to −0.57, −1.00 and −1.20 (column 5).</w:t>
+        <w:t xml:space="preserve">In Table 7, the weekly volatility of constituents rose by 0.34 and 0.21 log points in the announcement and confirmation windows (both significant at 0.1%) and by an insignificant 0.14 in the list window (column 1). Because the Amihud ratio divides absolute returns by traded value (Amihud, 2002), rising volatility pushes it up, so the measured decline in illiquidity understates the gain in trading capacity. Controlling for volatility enlarges the Amihud coefficients to −0.57, −1.00 and −1.20 (column 5).</w:t>
       </w:r>
     </w:p>
     <w:p>
@@ -9206,7 +9430,7 @@
         <w:pStyle w:val="BodyText"/>
       </w:pPr>
       <w:r>
-        <w:t xml:space="preserve">The CS spread rose by 0.09 to 0.13 percentage points (column 2), and by 0.11 to 0.14 percentage points in the matched sample (column 3), from a pre-period mean of 0.57%; with the volatility control, the rise shrinks to 0.06, 0.08 and 0.12 percentage points (column 4). S&amp;P 500 additions, by contrast, gained liquidity mainly through lower direct trading costs (Hegde &amp; McDermott, 2003). Because the Corwin and Schultz (2012) estimator loads on intraday price ranges, the residual rise may reflect volatility the weekly control misses, so we limit our liquidity claims to price impact and trading activity.</w:t>
+        <w:t xml:space="preserve">The CS spread rose by 0.09 to 0.13 percentage points (column 2), and by 0.11 to 0.14 percentage points in the matched sample (column 3), from a pre-period mean of 0.57%; with the volatility control, the rise shrinks to 0.06, 0.08 and 0.12 percentage points (column 4). The rise contrasts with S&amp;P 500 additions, whose liquidity gain came mainly through lower direct trading costs (Hegde &amp; McDermott, 2003). Because the Corwin and Schultz (2012) estimator loads on intraday price ranges, the residual rise may reflect volatility the weekly control misses, so we limit our liquidity claims to price impact and trading activity.</w:t>
       </w:r>
     </w:p>
     <w:p>
@@ -9296,19 +9520,19 @@
               <w:jc w:val="center"/>
             </w:pPr>
             <w:r>
-              <w:t xml:space="preserve">(4) CS spread</w:t>
-            </w:r>
-          </w:p>
-        </w:tc>
-        <w:tc>
-          <w:tcPr/>
-          <w:p>
-            <w:pPr>
-              <w:pStyle w:val="Compact"/>
-              <w:jc w:val="center"/>
-            </w:pPr>
-            <w:r>
-              <w:t xml:space="preserve">(5) Amihud</w:t>
+              <w:t xml:space="preserve">(4) CS spread, volatility control</w:t>
+            </w:r>
+          </w:p>
+        </w:tc>
+        <w:tc>
+          <w:tcPr/>
+          <w:p>
+            <w:pPr>
+              <w:pStyle w:val="Compact"/>
+              <w:jc w:val="center"/>
+            </w:pPr>
+            <w:r>
+              <w:t xml:space="preserve">(5) Amihud, volatility control</w:t>
             </w:r>
           </w:p>
         </w:tc>
@@ -9470,7 +9694,7 @@
               <w:jc w:val="left"/>
             </w:pPr>
             <w:r>
-              <w:t xml:space="preserve">List and rebalancing</w:t>
+              <w:t xml:space="preserve">List</w:t>
             </w:r>
           </w:p>
         </w:tc>
@@ -9544,7 +9768,7 @@
               <w:jc w:val="left"/>
             </w:pPr>
             <w:r>
-              <w:t xml:space="preserve">Volatility control</w:t>
+              <w:t xml:space="preserve">Volatility</w:t>
             </w:r>
           </w:p>
         </w:tc>
@@ -9684,7 +9908,7 @@
         <w:t xml:space="preserve">Notes</w:t>
       </w:r>
       <w:r>
-        <w:t xml:space="preserve">: Eq. (7). Volatility is</w:t>
+        <w:t xml:space="preserve">: Eq. (7), with volatility</w:t>
       </w:r>
       <w:r>
         <w:t xml:space="preserve"> </w:t>
@@ -9725,7 +9949,7 @@
         <w:t xml:space="preserve"> </w:t>
       </w:r>
       <w:r>
-        <w:t xml:space="preserve">from Eq. (4); spreads are in decimal units (0.0010 equals 0.10 percentage points). Column 3 uses the weighted matched sample; columns 4 and 5 control for volatility. Clustering and significance marks as in Table 2. Source: Authors’ calculations from daily HOSE trading data (VCI, via vnstock).</w:t>
+        <w:t xml:space="preserve">from Eq. (4) and spreads in decimal units (0.0010 = 0.10 percentage points). Source: Authors’ calculations.</w:t>
       </w:r>
     </w:p>
     <w:bookmarkEnd w:id="42"/>
@@ -9753,7 +9977,7 @@
         <w:pStyle w:val="FirstParagraph"/>
       </w:pPr>
       <w:r>
-        <w:t xml:space="preserve">Table 8 collects the robustness checks for the constituent Amihud result. The coefficients remain negative in every specification; they are of similar size except in the weighted matched sample with a trend and the drift specification, where they are about half as large.</w:t>
+        <w:t xml:space="preserve">Table 8 collects the robustness checks for the constituent Amihud result. The coefficients remain negative in every specification; they are of similar size except in the weighted matched sample with a trend and the drift specification, where they are about half as large (the ITT row compares with Table 3).</w:t>
       </w:r>
     </w:p>
     <w:p>
@@ -9980,7 +10204,7 @@
               <w:jc w:val="left"/>
             </w:pPr>
             <w:r>
-              <w:t xml:space="preserve">Excluding Vingroup stocks (VIC, VHM, VRE)</w:t>
+              <w:t xml:space="preserve">Excl. Vingroup stocks</w:t>
             </w:r>
           </w:p>
         </w:tc>
@@ -10042,7 +10266,7 @@
               <w:jc w:val="left"/>
             </w:pPr>
             <w:r>
-              <w:t xml:space="preserve">Constituent-specific linear trend</w:t>
+              <w:t xml:space="preserve">Linear trend</w:t>
             </w:r>
           </w:p>
         </w:tc>
@@ -10104,7 +10328,7 @@
               <w:jc w:val="left"/>
             </w:pPr>
             <w:r>
-              <w:t xml:space="preserve">Weighted matched sample with trend</w:t>
+              <w:t xml:space="preserve">Matched sample with trend</w:t>
             </w:r>
           </w:p>
         </w:tc>
@@ -10166,7 +10390,7 @@
               <w:jc w:val="left"/>
             </w:pPr>
             <w:r>
-              <w:t xml:space="preserve">Drift after the announcement</w:t>
+              <w:t xml:space="preserve">Post-announcement drift</w:t>
             </w:r>
           </w:p>
         </w:tc>
@@ -10228,7 +10452,7 @@
               <w:jc w:val="left"/>
             </w:pPr>
             <w:r>
-              <w:t xml:space="preserve">Excluding July and August 2025</w:t>
+              <w:t xml:space="preserve">Excl. July and August 2025</w:t>
             </w:r>
           </w:p>
         </w:tc>
@@ -10290,7 +10514,7 @@
               <w:jc w:val="left"/>
             </w:pPr>
             <w:r>
-              <w:t xml:space="preserve">Excluding banks and securities firms (11 remain)</w:t>
+              <w:t xml:space="preserve">Excl. banks and brokers (11)</w:t>
             </w:r>
           </w:p>
         </w:tc>
@@ -10352,7 +10576,7 @@
               <w:jc w:val="left"/>
             </w:pPr>
             <w:r>
-              <w:t xml:space="preserve">ITT, excluding banks and securities firms (19 remain)</w:t>
+              <w:t xml:space="preserve">ITT excl. banks and brokers (19)</w:t>
             </w:r>
           </w:p>
         </w:tc>
@@ -10426,12 +10650,6 @@
               </w:rPr>
               <w:t xml:space="preserve">p</w:t>
             </w:r>
-            <w:r>
-              <w:t xml:space="preserve"> </w:t>
-            </w:r>
-            <w:r>
-              <w:t xml:space="preserve">(352 clusters)</w:t>
-            </w:r>
           </w:p>
         </w:tc>
         <w:tc>
@@ -10488,7 +10706,7 @@
               <w:jc w:val="left"/>
             </w:pPr>
             <w:r>
-              <w:t xml:space="preserve">Randomization inference, one-sided</w:t>
+              <w:t xml:space="preserve">Randomization inference</w:t>
             </w:r>
             <w:r>
               <w:t xml:space="preserve"> </w:t>
@@ -10560,7 +10778,7 @@
         <w:t xml:space="preserve">Notes</w:t>
       </w:r>
       <w:r>
-        <w:t xml:space="preserve">: Dependent variable log Amihud. Banks are VCB, BID, VPB, HDB, STB, SHB, SSB and MSB (and EIB in the ITT group); securities firms are SSI, VCI, VIX, VND and HCM. Bootstrap: restricted residuals, Rademacher weights, 999 draws (Cameron et al., 2008); randomization: 500 draws from 85 large never-named stocks. Clustering and significance marks as in Table 2. Source: Authors’ calculations from daily HOSE trading data (VCI, via vnstock).</w:t>
+        <w:t xml:space="preserve">: Dependent variable log Amihud; the excluded stocks and the inference settings are given in Sections 3.3 and 5.1. Source: Authors’ calculations.</w:t>
       </w:r>
     </w:p>
     <w:p>
@@ -10679,7 +10897,7 @@
         <w:t xml:space="preserve"> </w:t>
       </w:r>
       <w:r>
-        <w:t xml:space="preserve">Banks and securities firms make up 13 of the 24 constituents and 8 of the 27 ITT stocks; without them, the remaining 11 constituents and 19 ITT stocks show similar or larger declines (Table 8). LSEG (2026) lists the removal of pre-funding requirements for foreign institutional investors among the reforms behind the upgrade, a reform that applies to every stock foreign investors can buy. The 85 large never-named stocks became more liquid by about one fifth as much as constituents in the list window (−0.21 against −1.13), but this comparison does not separate the reform from the upgrade for the largest stocks.</w:t>
+        <w:t xml:space="preserve">Banks (VCB, BID, VPB, HDB, STB, SHB, SSB, MSB) and securities firms (SSI, VCI, VIX, VND, HCM) make up 13 of the 24 constituents and 8 of the 27 ITT stocks, which also include EIB; the Vingroup stocks are VIC, VHM and VRE. Without the banks and securities firms, the remaining 11 constituents and 19 ITT stocks show similar or larger declines (Table 8). LSEG (2026) lists the removal of pre-funding requirements for foreign institutional investors among the reforms behind the upgrade, a reform that applies to every stock foreign investors can buy. The 85 large never-named stocks also became more liquid (Section 4.1), but this comparison does not separate the reform from the upgrade for the largest stocks.</w:t>
       </w:r>
     </w:p>
     <w:p>
@@ -10715,7 +10933,7 @@
         <w:pStyle w:val="FirstParagraph"/>
       </w:pPr>
       <w:r>
-        <w:t xml:space="preserve">Table 9 uses the 14 stocks FTSE named but did not include to test for selection. They became less illiquid than never-named stocks by 0.29, 0.55 and 0.87 log points, 62% to 77% of the constituent effects, the first significant only at 10% (panel A); without BSR, whose pre-period spans two venues, the estimates are −0.23, −0.46 and −0.73, only the last significant at 5%. The gains concentrate in GEE, whose timing points to selection, and BSR, whose timing does not.</w:t>
+        <w:t xml:space="preserve">Table 9 uses the 14 stocks FTSE named but did not include to test for selection. They became less illiquid than never-named stocks by 0.29, 0.55 and 0.87 log points, 62% to 77% of the constituent effects, the first significant only at 10% (panel A). Without BSR, whose pre-period spans two venues, the estimates are −0.23, −0.46 and −0.73, only the last significant at 5%. The gains concentrate in GEE and BSR.</w:t>
       </w:r>
     </w:p>
     <w:p>
@@ -10723,7 +10941,7 @@
         <w:pStyle w:val="BodyText"/>
       </w:pPr>
       <w:r>
-        <w:t xml:space="preserve">FTSE screened the April 2026 list on data up to 31 December 2025, the end of window W1 (from 7 October 2025; W2 runs to 6 April 2026 and W3 from 7 April 2026). GEE, added in April, became 1.83 log points less illiquid relative to never-named stocks during W1, inside the data window FTSE screened (Appendix Table A.3). BSR improved mostly after the cut-off (−0.39 in W1, −1.68 in W2) and joined HOSE only in January 2025, after the data date of the November list (VietnamPlus, 2024), which gives a reason other than liquidity for its later addition. The twelve November names changed little (−0.02, −0.19 and −0.30 log points, none significant at 5%; panel B), and only PLX, which FTSE dropped in April, and DPM fell by more than 0.5 log points by the April list.</w:t>
+        <w:t xml:space="preserve">Panel B splits the period after the announcement into three screening windows, assigning weeks by their start date: S1 from 7 October to 31 December 2025, the last date of the data FTSE screened for the April 2026 list; S2 from 1 January to 6 April 2026; and S3 from 7 April 2026. GEE, added in April, became 1.83 log points less illiquid relative to never-named stocks during S1, inside that data window (Appendix Table A.3). BSR improved mostly after the cut-off (−0.39 in S1, −1.68 in S2). It joined HOSE only in January 2025, after the data date of the November list (VietnamPlus, 2024), which provides a reason other than liquidity for its later addition. The twelve November names changed little (−0.02, −0.19 and −0.30 log points, none significant at 5%), and only PLX, which FTSE dropped in April, and DPM fell by more than 0.5 log points by the April list.</w:t>
       </w:r>
     </w:p>
     <w:p>
@@ -10743,7 +10961,7 @@
         <w:pStyle w:val="BodyText"/>
       </w:pPr>
       <w:r>
-        <w:t xml:space="preserve">Panel A. Named-but-excluded (14) and constituents, relative to never-named stocks</w:t>
+        <w:t xml:space="preserve">Panel A. Named-but-excluded (14) and constituents</w:t>
       </w:r>
     </w:p>
     <w:tbl>
@@ -10968,7 +11186,7 @@
         <w:pStyle w:val="BodyText"/>
       </w:pPr>
       <w:r>
-        <w:t xml:space="preserve">Panel B. log Amihud by FTSE screening window</w:t>
+        <w:t xml:space="preserve">Panel B. log Amihud by screening window</w:t>
       </w:r>
     </w:p>
     <w:tbl>
@@ -11008,31 +11226,31 @@
               <w:jc w:val="center"/>
             </w:pPr>
             <w:r>
-              <w:t xml:space="preserve">W1</w:t>
-            </w:r>
-          </w:p>
-        </w:tc>
-        <w:tc>
-          <w:tcPr/>
-          <w:p>
-            <w:pPr>
-              <w:pStyle w:val="Compact"/>
-              <w:jc w:val="center"/>
-            </w:pPr>
-            <w:r>
-              <w:t xml:space="preserve">W2</w:t>
-            </w:r>
-          </w:p>
-        </w:tc>
-        <w:tc>
-          <w:tcPr/>
-          <w:p>
-            <w:pPr>
-              <w:pStyle w:val="Compact"/>
-              <w:jc w:val="center"/>
-            </w:pPr>
-            <w:r>
-              <w:t xml:space="preserve">W3</w:t>
+              <w:t xml:space="preserve">S1</w:t>
+            </w:r>
+          </w:p>
+        </w:tc>
+        <w:tc>
+          <w:tcPr/>
+          <w:p>
+            <w:pPr>
+              <w:pStyle w:val="Compact"/>
+              <w:jc w:val="center"/>
+            </w:pPr>
+            <w:r>
+              <w:t xml:space="preserve">S2</w:t>
+            </w:r>
+          </w:p>
+        </w:tc>
+        <w:tc>
+          <w:tcPr/>
+          <w:p>
+            <w:pPr>
+              <w:pStyle w:val="Compact"/>
+              <w:jc w:val="center"/>
+            </w:pPr>
+            <w:r>
+              <w:t xml:space="preserve">S3</w:t>
             </w:r>
           </w:p>
         </w:tc>
@@ -11146,7 +11364,7 @@
               <w:jc w:val="left"/>
             </w:pPr>
             <w:r>
-              <w:t xml:space="preserve">Added Apr 2026: GEE, BSR (point estimates)</w:t>
+              <w:t xml:space="preserve">Added Apr 2026: GEE, BSR</w:t>
             </w:r>
           </w:p>
         </w:tc>
@@ -11200,7 +11418,7 @@
         <w:t xml:space="preserve">Notes</w:t>
       </w:r>
       <w:r>
-        <w:t xml:space="preserve">: One regression per panel on all 366 stocks with stock and week fixed effects; W1 to W3 as defined in Section 5.2. The two-stock row reports point estimates only. Clustering and significance marks as in Table 2. Source: Authors’ calculations from daily HOSE trading data (VCI, via vnstock).</w:t>
+        <w:t xml:space="preserve">: One regression per panel on all 366 stocks, relative to never-named stocks, with point estimates only for the two-stock row; other details as in Table 2. Source: Authors’ calculations.</w:t>
       </w:r>
     </w:p>
     <w:p>
@@ -11208,7 +11426,7 @@
         <w:pStyle w:val="BodyText"/>
       </w:pPr>
       <w:r>
-        <w:t xml:space="preserve">FTSE’s screens rest on investability, and at least one stock became eligible after its liquidity rose during the screening window. The same can happen among the final constituents, chosen on June 2026 data, and could favour stocks with large gains on disclosure dates. Studies that use index additions as an exogenous liquidity shock (Becker-Blease &amp; Paul, 2006) rely on membership not following liquidity; the Vietnamese lists show that this premise can fail when the index provider screens on recent liquidity. The ITT group, fixed on 2024 data, is not exposed to this selection and still shows illiquidity declines of 24% to 56% and an announcement-week price response significant under three of four benchmarks.</w:t>
+        <w:t xml:space="preserve">FTSE’s screens rest on investability, and at least one stock became eligible after its liquidity rose during the screening window. The same can happen among the final constituents, chosen on June 2026 data, and could favour stocks with large gains on disclosure dates. Studies that use index additions as an exogenous liquidity shock (Becker-Blease &amp; Paul, 2006) rely on membership not following liquidity; the Vietnamese lists show that this premise can fail when the index provider screens on recent liquidity. The ITT group, fixed on 2024 data, is not exposed to this selection and still shows illiquidity declines of 24% to 56% and an announcement-week price response significant under three of four benchmarks. We report both sets of estimates and treat neither as a bound on the other.</w:t>
       </w:r>
     </w:p>
     <w:bookmarkEnd w:id="45"/>
@@ -11227,7 +11445,7 @@
         <w:pStyle w:val="FirstParagraph"/>
       </w:pPr>
       <w:r>
-        <w:t xml:space="preserve">Vietnam’s reclassification brought liquidity and price gains to likely index stocks at FTSE’s disclosures, before the first index tranche took effect. The pre-announcement eligible stocks became 24% less illiquid within months and 56% less by the constituent list, and the constituents 32% and 68%, with a discrete step at the confirmation. The prices of constituents rose by 3.9% to 7.8% in the announcement week and 2.7% to 4.5% around the confirmation, and only the confirmation gain lasted. The first tranche added a trading surge at the rebalancing close, largest for the largest constituents and absent for excluded stocks, and no reliable price effect.</w:t>
+        <w:t xml:space="preserve">Liquidity and price gains for likely index stocks came with FTSE’s disclosures of Vietnam’s reclassification, before the first index tranche took effect. The pre-announcement eligible stocks became 24% less illiquid within months and 56% less by the constituent list, and the constituents 32% and 68%, with a discrete step at the confirmation. The prices of constituents rose by 3.9% to 7.8% in the announcement week and 2.7% to 4.5% around the confirmation, and only the confirmation gain lasted, under three of four benchmarks. The first tranche brought a trading surge at the rebalancing close, largest for the large-capitalization constituents and absent for excluded stocks, but no reliable price effect.</w:t>
       </w:r>
     </w:p>
     <w:p>
@@ -11235,7 +11453,7 @@
         <w:pStyle w:val="BodyText"/>
       </w:pPr>
       <w:r>
-        <w:t xml:space="preserve">These findings favour the recognition channel over the price-pressure channel as the source of lasting effects: prices and liquidity moved with FTSE’s public statements, and the first-tranche rebalancing left no reliable price effect. This reading fits developed-market studies that find lasting liquidity gains after inclusion (Hegde &amp; McDermott, 2003) and frontier-market evidence that index effects reflect investor demand rather than liquidity alone (Biktimirov &amp; Afego, 2026); in Vietnam, demand and liquidity moved together at disclosure. Unlike a routine reconstitution, a frontier-to-emerging upgrade changes which benchmark family can hold the stocks, and its information arrives months in advance.</w:t>
+        <w:t xml:space="preserve">These findings favour the recognition channel over the price-pressure channel as the source of lasting effects: prices and liquidity moved with FTSE’s public statements rather than with the first-tranche rebalancing. This reading fits developed-market studies that find lasting liquidity gains after inclusion (Hegde &amp; McDermott, 2003) and frontier-market evidence that index effects reflect investor demand rather than liquidity alone (Biktimirov &amp; Afego, 2026); in Vietnam, prices and liquidity moved together at disclosure. Unlike a routine reconstitution, the Vietnamese upgrade changed which benchmark family could hold the stocks, and FTSE announced it months in advance.</w:t>
       </w:r>
     </w:p>
     <w:p>
@@ -11243,7 +11461,7 @@
         <w:pStyle w:val="BodyText"/>
       </w:pPr>
       <w:r>
-        <w:t xml:space="preserve">The largest liquidity gain, for the three large-capitalization stocks (−2.20 log points in the list window; Table 6), is consistent with investors weighting attention by expected index weight, although three stocks support only a descriptive reading. The results also revise an index-level study of the same market that found no structural break in aggregate HOSE liquidity at FTSE watch-list reviews: the 2025 and 2026 decisions were followed by liquidity gains in the stocks they concerned, while large never-named stocks moved much less (−0.21 against −1.13 log points), and index averages over hundreds of stocks outside FTSE’s screens diluted that shift. We do not test whether other stocks lost liquidity in absolute terms.</w:t>
+        <w:t xml:space="preserve">The largest liquidity gain, for the three large-capitalization stocks (−2.20 log points in the list window; Table 6), is consistent with investors weighting attention by expected index weight, although three stocks support only a descriptive reading. The results also qualify an index-level study of the same market that found no structural break in aggregate HOSE liquidity at FTSE watch-list reviews. The 2025 and 2026 decisions were followed by liquidity gains in the stocks they concerned, while large never-named stocks moved much less (−0.21 against −1.13 log points). Index averages over hundreds of stocks outside FTSE’s screens could have diluted that shift; we do not test whether other stocks lost liquidity in absolute terms.</w:t>
       </w:r>
     </w:p>
     <w:p>
@@ -11259,7 +11477,7 @@
         <w:pStyle w:val="BodyText"/>
       </w:pPr>
       <w:r>
-        <w:t xml:space="preserve">The results carry two implications, both drawn from a single event. For regulators, the response arrived with credible, dated announcements rather than with index trading, which is consistent with early communication bringing it forward; one event cannot show that earlier communication causes larger gains. For issuers, the gains concentrated in stocks FTSE could hold, and free float and foreign-ownership headroom enter FTSE’s screens and index weights; we do not test whether raising them would change the outcome.</w:t>
+        <w:t xml:space="preserve">The results carry two implications, both drawn from a single event. For regulators, the response arrived with credible, dated announcements rather than with index trading, which is consistent with early communication bringing it forward, although one event cannot show that earlier communication causes larger gains. For issuers, the gains concentrated in stocks FTSE could hold, and free float and foreign-ownership headroom enter FTSE’s screens and index weights, although we do not test whether raising them would change the outcome.</w:t>
       </w:r>
     </w:p>
     <w:p>
@@ -11267,7 +11485,7 @@
         <w:pStyle w:val="BodyText"/>
       </w:pPr>
       <w:r>
-        <w:t xml:space="preserve">The sample omits stocks delisted before 24 September 2026. Only three trading days follow the effective date, and the first tranche carried 10% of the eventual weight, so the analysis cannot evaluate the 2027 tranches. The price data do not identify investor type, so we cannot observe whether foreign investors drove the gains. For the largest stocks, the upgrade cannot be fully separated from the concurrent removal of pre-funding requirements, BSR changed trading venue during the pre-period, and the preliminary and April lists come from press reports rather than FTSE documents. Extending the panel through September 2027 with foreign-flow data would show whether the constituent effects persist through the remaining tranches and whether foreign trading drives them.</w:t>
+        <w:t xml:space="preserve">The sample omits stocks delisted before 24 September 2026. The data end two sessions after the effective date, and the first tranche carried 10% of the eventual weight, so the analysis cannot evaluate the 2027 tranches. The price data do not identify investor type, so we cannot observe whether foreign investors drove the gains. For the largest stocks, the upgrade cannot be fully separated from the concurrent removal of pre-funding requirements. BSR changed trading venue during the pre-period, and the preliminary and April lists come from press reports rather than FTSE documents. Extending the panel through September 2027 with foreign-flow data would show whether the constituent effects persist through the remaining tranches and whether foreign trading drives them.</w:t>
       </w:r>
     </w:p>
     <w:bookmarkEnd w:id="47"/>
@@ -11285,7 +11503,7 @@
         <w:pStyle w:val="FirstParagraph"/>
       </w:pPr>
       <w:r>
-        <w:t xml:space="preserve">Table A.1 reports covariate balance for the matched sample (Section 3.3), Table A.2 lists the stocks on each FTSE list (Section 3.1), and Table A.3 gives the liquidity change of each named-but-excluded stock by screening window (Section 5.2).</w:t>
+        <w:t xml:space="preserve">Table A.1 lists the stocks on each FTSE list (Sections 2.1 and 3.1), Table A.2 reports covariate balance for the matched sample (Section 3.3), and Table A.3 reports the liquidity change of each named-but-excluded stock by screening window (Section 5.2).</w:t>
       </w:r>
     </w:p>
     <w:p>
@@ -11297,7 +11515,179 @@
           <w:bCs/>
           <w:b/>
         </w:rPr>
-        <w:t xml:space="preserve">Table A.1. Covariate balance before and after matching (constituents vs never-named stocks)</w:t>
+        <w:t xml:space="preserve">Table A.1. Stocks by FTSE list</w:t>
+      </w:r>
+    </w:p>
+    <w:tbl>
+      <w:tblPr>
+        <w:tblStyle w:val="Table"/>
+        <w:tblW w:type="pct" w:w="5000"/>
+        <w:tblLook w:firstRow="1" w:lastRow="0" w:firstColumn="0" w:lastColumn="0" w:noHBand="0" w:noVBand="0" w:val="0020"/>
+        <w:jc w:val="start"/>
+      </w:tblPr>
+      <w:tblGrid>
+        <w:gridCol w:w="3960"/>
+        <w:gridCol w:w="3960"/>
+      </w:tblGrid>
+      <w:tr>
+        <w:trPr>
+          <w:tblHeader w:val="true"/>
+        </w:trPr>
+        <w:tc>
+          <w:tcPr/>
+          <w:p>
+            <w:pPr>
+              <w:pStyle w:val="Compact"/>
+              <w:jc w:val="left"/>
+            </w:pPr>
+            <w:r>
+              <w:t xml:space="preserve">List</w:t>
+            </w:r>
+          </w:p>
+        </w:tc>
+        <w:tc>
+          <w:tcPr/>
+          <w:p>
+            <w:pPr>
+              <w:pStyle w:val="Compact"/>
+              <w:jc w:val="left"/>
+            </w:pPr>
+            <w:r>
+              <w:t xml:space="preserve">Stocks</w:t>
+            </w:r>
+          </w:p>
+        </w:tc>
+      </w:tr>
+      <w:tr>
+        <w:tc>
+          <w:tcPr/>
+          <w:p>
+            <w:pPr>
+              <w:pStyle w:val="Compact"/>
+              <w:jc w:val="left"/>
+            </w:pPr>
+            <w:r>
+              <w:t xml:space="preserve">Preliminary list, Nov 2025 (data as of 31 Dec 2024), later constituents (15)</w:t>
+            </w:r>
+          </w:p>
+        </w:tc>
+        <w:tc>
+          <w:tcPr/>
+          <w:p>
+            <w:pPr>
+              <w:pStyle w:val="Compact"/>
+              <w:jc w:val="left"/>
+            </w:pPr>
+            <w:r>
+              <w:t xml:space="preserve">GEX, HPG, MSN, SHB, SSI, STB, VCB, VCI, VHM, VIC, VIX, VJC, VND, VNM, VRE</w:t>
+            </w:r>
+          </w:p>
+        </w:tc>
+      </w:tr>
+      <w:tr>
+        <w:tc>
+          <w:tcPr/>
+          <w:p>
+            <w:pPr>
+              <w:pStyle w:val="Compact"/>
+              <w:jc w:val="left"/>
+            </w:pPr>
+            <w:r>
+              <w:t xml:space="preserve">Preliminary list, not included (12 on HOSE)</w:t>
+            </w:r>
+          </w:p>
+        </w:tc>
+        <w:tc>
+          <w:tcPr/>
+          <w:p>
+            <w:pPr>
+              <w:pStyle w:val="Compact"/>
+              <w:jc w:val="left"/>
+            </w:pPr>
+            <w:r>
+              <w:t xml:space="preserve">DGC, DIG, DPM, DXG, EIB, FRT, KBC, KDC, KDH, PDR, PLX, SAB (HUT trades on the Hanoi exchange)</w:t>
+            </w:r>
+          </w:p>
+        </w:tc>
+      </w:tr>
+      <w:tr>
+        <w:tc>
+          <w:tcPr/>
+          <w:p>
+            <w:pPr>
+              <w:pStyle w:val="Compact"/>
+              <w:jc w:val="left"/>
+            </w:pPr>
+            <w:r>
+              <w:t xml:space="preserve">Added to the April 2026 list (data as of 31 Dec 2025)</w:t>
+            </w:r>
+          </w:p>
+        </w:tc>
+        <w:tc>
+          <w:tcPr/>
+          <w:p>
+            <w:pPr>
+              <w:pStyle w:val="Compact"/>
+              <w:jc w:val="left"/>
+            </w:pPr>
+            <w:r>
+              <w:t xml:space="preserve">BID, FPT, NVL (later constituents); GEE, BSR (not included); PLX removed</w:t>
+            </w:r>
+          </w:p>
+        </w:tc>
+      </w:tr>
+      <w:tr>
+        <w:tc>
+          <w:tcPr/>
+          <w:p>
+            <w:pPr>
+              <w:pStyle w:val="Compact"/>
+              <w:jc w:val="left"/>
+            </w:pPr>
+            <w:r>
+              <w:t xml:space="preserve">Constituents on neither list</w:t>
+            </w:r>
+          </w:p>
+        </w:tc>
+        <w:tc>
+          <w:tcPr/>
+          <w:p>
+            <w:pPr>
+              <w:pStyle w:val="Compact"/>
+              <w:jc w:val="left"/>
+            </w:pPr>
+            <w:r>
+              <w:t xml:space="preserve">HCM, HDB, MCH, MSB, SSB, VPB (in sample); TCX, VCK, VPL (listed after Oct 2025)</w:t>
+            </w:r>
+          </w:p>
+        </w:tc>
+      </w:tr>
+    </w:tbl>
+    <w:p>
+      <w:pPr>
+        <w:pStyle w:val="BodyText"/>
+      </w:pPr>
+      <w:r>
+        <w:rPr>
+          <w:iCs/>
+          <w:i/>
+        </w:rPr>
+        <w:t xml:space="preserve">Sources</w:t>
+      </w:r>
+      <w:r>
+        <w:t xml:space="preserve">: Viet Nam News (2025); The Investor (2026a, 2026b); FTSE Russell (2026); VIR (2026).</w:t>
+      </w:r>
+    </w:p>
+    <w:p>
+      <w:pPr>
+        <w:pStyle w:val="BodyText"/>
+      </w:pPr>
+      <w:r>
+        <w:rPr>
+          <w:bCs/>
+          <w:b/>
+        </w:rPr>
+        <w:t xml:space="preserve">Table A.2. Covariate balance before and after matching, constituents vs never-named stocks</w:t>
       </w:r>
     </w:p>
     <w:tbl>
@@ -11339,19 +11729,19 @@
               <w:jc w:val="center"/>
             </w:pPr>
             <w:r>
-              <w:t xml:space="preserve">Constituent mean</w:t>
-            </w:r>
-          </w:p>
-        </w:tc>
-        <w:tc>
-          <w:tcPr/>
-          <w:p>
-            <w:pPr>
-              <w:pStyle w:val="Compact"/>
-              <w:jc w:val="center"/>
-            </w:pPr>
-            <w:r>
-              <w:t xml:space="preserve">Control mean, all</w:t>
+              <w:t xml:space="preserve">Constituents</w:t>
+            </w:r>
+          </w:p>
+        </w:tc>
+        <w:tc>
+          <w:tcPr/>
+          <w:p>
+            <w:pPr>
+              <w:pStyle w:val="Compact"/>
+              <w:jc w:val="center"/>
+            </w:pPr>
+            <w:r>
+              <w:t xml:space="preserve">Controls, all</w:t>
             </w:r>
           </w:p>
         </w:tc>
@@ -11375,7 +11765,7 @@
               <w:jc w:val="center"/>
             </w:pPr>
             <w:r>
-              <w:t xml:space="preserve">Control mean, matched</w:t>
+              <w:t xml:space="preserve">Controls, matched</w:t>
             </w:r>
           </w:p>
         </w:tc>
@@ -11475,7 +11865,7 @@
               <w:jc w:val="left"/>
             </w:pPr>
             <w:r>
-              <w:t xml:space="preserve">Pre-period log trading value</w:t>
+              <w:t xml:space="preserve">Log trading value</w:t>
             </w:r>
           </w:p>
         </w:tc>
@@ -11623,7 +12013,7 @@
               <w:jc w:val="left"/>
             </w:pPr>
             <w:r>
-              <w:t xml:space="preserve">Pre-period return volatility</w:t>
+              <w:t xml:space="preserve">Return volatility</w:t>
             </w:r>
           </w:p>
         </w:tc>
@@ -11701,7 +12091,7 @@
         <w:t xml:space="preserve">Notes</w:t>
       </w:r>
       <w:r>
-        <w:t xml:space="preserve">: Nearest-neighbour propensity-score matching, three controls per constituent, with replacement (24 distinct controls). Log trading value is the mean daily log(1 + traded value, VND billion). Log price and volatility remain imbalanced above 0.10, which is why we pair the matched estimates with the size-by-week and trend specifications. Source: Authors’ calculations from daily HOSE trading data (VCI, via vnstock).</w:t>
+        <w:t xml:space="preserve">: Pre-period means and standardized mean differences (SMD); log price and volatility stay above 0.10 after matching, so the matched estimates are paired with the size-by-week and trend specifications. Source: Authors’ calculations.</w:t>
       </w:r>
     </w:p>
     <w:p>
@@ -11713,179 +12103,7 @@
           <w:bCs/>
           <w:b/>
         </w:rPr>
-        <w:t xml:space="preserve">Table A.2. Stocks by FTSE list</w:t>
-      </w:r>
-    </w:p>
-    <w:tbl>
-      <w:tblPr>
-        <w:tblStyle w:val="Table"/>
-        <w:tblW w:type="pct" w:w="5000"/>
-        <w:tblLook w:firstRow="1" w:lastRow="0" w:firstColumn="0" w:lastColumn="0" w:noHBand="0" w:noVBand="0" w:val="0020"/>
-        <w:jc w:val="start"/>
-      </w:tblPr>
-      <w:tblGrid>
-        <w:gridCol w:w="3960"/>
-        <w:gridCol w:w="3960"/>
-      </w:tblGrid>
-      <w:tr>
-        <w:trPr>
-          <w:tblHeader w:val="true"/>
-        </w:trPr>
-        <w:tc>
-          <w:tcPr/>
-          <w:p>
-            <w:pPr>
-              <w:pStyle w:val="Compact"/>
-              <w:jc w:val="left"/>
-            </w:pPr>
-            <w:r>
-              <w:t xml:space="preserve">List</w:t>
-            </w:r>
-          </w:p>
-        </w:tc>
-        <w:tc>
-          <w:tcPr/>
-          <w:p>
-            <w:pPr>
-              <w:pStyle w:val="Compact"/>
-              <w:jc w:val="left"/>
-            </w:pPr>
-            <w:r>
-              <w:t xml:space="preserve">Stocks</w:t>
-            </w:r>
-          </w:p>
-        </w:tc>
-      </w:tr>
-      <w:tr>
-        <w:tc>
-          <w:tcPr/>
-          <w:p>
-            <w:pPr>
-              <w:pStyle w:val="Compact"/>
-              <w:jc w:val="left"/>
-            </w:pPr>
-            <w:r>
-              <w:t xml:space="preserve">Preliminary list, Nov 2025 (data as of 31 Dec 2024), later constituents (15)</w:t>
-            </w:r>
-          </w:p>
-        </w:tc>
-        <w:tc>
-          <w:tcPr/>
-          <w:p>
-            <w:pPr>
-              <w:pStyle w:val="Compact"/>
-              <w:jc w:val="left"/>
-            </w:pPr>
-            <w:r>
-              <w:t xml:space="preserve">GEX, HPG, MSN, SHB, SSI, STB, VCB, VCI, VHM, VIC, VIX, VJC, VND, VNM, VRE</w:t>
-            </w:r>
-          </w:p>
-        </w:tc>
-      </w:tr>
-      <w:tr>
-        <w:tc>
-          <w:tcPr/>
-          <w:p>
-            <w:pPr>
-              <w:pStyle w:val="Compact"/>
-              <w:jc w:val="left"/>
-            </w:pPr>
-            <w:r>
-              <w:t xml:space="preserve">Preliminary list, Nov 2025, not included (12 on HOSE)</w:t>
-            </w:r>
-          </w:p>
-        </w:tc>
-        <w:tc>
-          <w:tcPr/>
-          <w:p>
-            <w:pPr>
-              <w:pStyle w:val="Compact"/>
-              <w:jc w:val="left"/>
-            </w:pPr>
-            <w:r>
-              <w:t xml:space="preserve">DGC, DIG, DPM, DXG, EIB, FRT, KBC, KDC, KDH, PDR, PLX, SAB (HUT trades on the Hanoi exchange)</w:t>
-            </w:r>
-          </w:p>
-        </w:tc>
-      </w:tr>
-      <w:tr>
-        <w:tc>
-          <w:tcPr/>
-          <w:p>
-            <w:pPr>
-              <w:pStyle w:val="Compact"/>
-              <w:jc w:val="left"/>
-            </w:pPr>
-            <w:r>
-              <w:t xml:space="preserve">Added to the April 2026 list (data as of 31 Dec 2025)</w:t>
-            </w:r>
-          </w:p>
-        </w:tc>
-        <w:tc>
-          <w:tcPr/>
-          <w:p>
-            <w:pPr>
-              <w:pStyle w:val="Compact"/>
-              <w:jc w:val="left"/>
-            </w:pPr>
-            <w:r>
-              <w:t xml:space="preserve">BID, FPT, NVL (later constituents); GEE, BSR (not included); PLX removed</w:t>
-            </w:r>
-          </w:p>
-        </w:tc>
-      </w:tr>
-      <w:tr>
-        <w:tc>
-          <w:tcPr/>
-          <w:p>
-            <w:pPr>
-              <w:pStyle w:val="Compact"/>
-              <w:jc w:val="left"/>
-            </w:pPr>
-            <w:r>
-              <w:t xml:space="preserve">Constituents not on either eligible list</w:t>
-            </w:r>
-          </w:p>
-        </w:tc>
-        <w:tc>
-          <w:tcPr/>
-          <w:p>
-            <w:pPr>
-              <w:pStyle w:val="Compact"/>
-              <w:jc w:val="left"/>
-            </w:pPr>
-            <w:r>
-              <w:t xml:space="preserve">HCM, HDB, MCH, MSB, SSB, VPB (in sample); TCX, VCK, VPL (listed after Oct 2025, not in sample)</w:t>
-            </w:r>
-          </w:p>
-        </w:tc>
-      </w:tr>
-    </w:tbl>
-    <w:p>
-      <w:pPr>
-        <w:pStyle w:val="BodyText"/>
-      </w:pPr>
-      <w:r>
-        <w:rPr>
-          <w:iCs/>
-          <w:i/>
-        </w:rPr>
-        <w:t xml:space="preserve">Sources</w:t>
-      </w:r>
-      <w:r>
-        <w:t xml:space="preserve">: Viet Nam News (2025); The Investor (2026a, 2026b); FTSE Russell (2026); VIR (2026).</w:t>
-      </w:r>
-    </w:p>
-    <w:p>
-      <w:pPr>
-        <w:pStyle w:val="BodyText"/>
-      </w:pPr>
-      <w:r>
-        <w:rPr>
-          <w:bCs/>
-          <w:b/>
-        </w:rPr>
-        <w:t xml:space="preserve">Table A.3. Change in log Amihud of named-but-excluded stocks by FTSE screening window</w:t>
+        <w:t xml:space="preserve">Table A.3. Change in log Amihud of named-but-excluded stocks, by screening window</w:t>
       </w:r>
     </w:p>
     <w:tbl>
@@ -11938,31 +12156,31 @@
               <w:jc w:val="center"/>
             </w:pPr>
             <w:r>
-              <w:t xml:space="preserve">W1</w:t>
-            </w:r>
-          </w:p>
-        </w:tc>
-        <w:tc>
-          <w:tcPr/>
-          <w:p>
-            <w:pPr>
-              <w:pStyle w:val="Compact"/>
-              <w:jc w:val="center"/>
-            </w:pPr>
-            <w:r>
-              <w:t xml:space="preserve">W2</w:t>
-            </w:r>
-          </w:p>
-        </w:tc>
-        <w:tc>
-          <w:tcPr/>
-          <w:p>
-            <w:pPr>
-              <w:pStyle w:val="Compact"/>
-              <w:jc w:val="center"/>
-            </w:pPr>
-            <w:r>
-              <w:t xml:space="preserve">W3</w:t>
+              <w:t xml:space="preserve">S1</w:t>
+            </w:r>
+          </w:p>
+        </w:tc>
+        <w:tc>
+          <w:tcPr/>
+          <w:p>
+            <w:pPr>
+              <w:pStyle w:val="Compact"/>
+              <w:jc w:val="center"/>
+            </w:pPr>
+            <w:r>
+              <w:t xml:space="preserve">S2</w:t>
+            </w:r>
+          </w:p>
+        </w:tc>
+        <w:tc>
+          <w:tcPr/>
+          <w:p>
+            <w:pPr>
+              <w:pStyle w:val="Compact"/>
+              <w:jc w:val="center"/>
+            </w:pPr>
+            <w:r>
+              <w:t xml:space="preserve">S3</w:t>
             </w:r>
           </w:p>
         </w:tc>
@@ -12848,7 +13066,7 @@
         <w:t xml:space="preserve">Notes</w:t>
       </w:r>
       <w:r>
-        <w:t xml:space="preserve">: Descriptive change in mean log Amihud relative to never-named stocks and to the pre-announcement level of the stock; W1 to W3 as in Section 5.2. Source: Authors’ calculations from daily HOSE trading data (VCI, via vnstock).</w:t>
+        <w:t xml:space="preserve">: Change in mean log Amihud relative to never-named stocks and to the pre-announcement level of the stock, with S1–S3 as in Table 9. Source: Authors’ calculations.</w:t>
       </w:r>
     </w:p>
     <w:bookmarkEnd w:id="48"/>
